--- a/Programacion 2/8-Interfaces y excepciones/Practica/Practico8.docx
+++ b/Programacion 2/8-Interfaces y excepciones/Practica/Practico8.docx
@@ -4,17 +4,90 @@
   <w:body>
     <w:p/>
     <w:p>
-      <w:r>
+      <w:pPr>
+        <w:jc w:val="center"/>
+        <w:rPr>
+          <w:rFonts w:asciiTheme="majorHAnsi" w:hAnsiTheme="majorHAnsi" w:cstheme="majorHAnsi"/>
+          <w:b/>
+          <w:bCs/>
+          <w:sz w:val="30"/>
+          <w:szCs w:val="30"/>
+          <w:u w:val="single"/>
+        </w:rPr>
+      </w:pPr>
+      <w:r>
+        <w:rPr>
+          <w:rFonts w:asciiTheme="majorHAnsi" w:hAnsiTheme="majorHAnsi" w:cstheme="majorHAnsi"/>
+          <w:b/>
+          <w:bCs/>
+          <w:sz w:val="30"/>
+          <w:szCs w:val="30"/>
+          <w:u w:val="single"/>
+        </w:rPr>
         <w:t>PROGRAMACIÓN II</w:t>
       </w:r>
     </w:p>
     <w:p>
-      <w:r>
+      <w:pPr>
+        <w:jc w:val="center"/>
+        <w:rPr>
+          <w:rFonts w:asciiTheme="majorHAnsi" w:hAnsiTheme="majorHAnsi" w:cstheme="majorHAnsi"/>
+          <w:b/>
+          <w:bCs/>
+          <w:sz w:val="30"/>
+          <w:szCs w:val="30"/>
+          <w:u w:val="single"/>
+        </w:rPr>
+      </w:pPr>
+      <w:r>
+        <w:rPr>
+          <w:rFonts w:asciiTheme="majorHAnsi" w:hAnsiTheme="majorHAnsi" w:cstheme="majorHAnsi"/>
+          <w:b/>
+          <w:bCs/>
+          <w:sz w:val="30"/>
+          <w:szCs w:val="30"/>
+          <w:u w:val="single"/>
+        </w:rPr>
         <w:t>TP 8: Interfaces y Excepciones en Java</w:t>
       </w:r>
     </w:p>
     <w:p>
-      <w:r>
+      <w:pPr>
+        <w:jc w:val="center"/>
+        <w:rPr>
+          <w:rFonts w:asciiTheme="majorHAnsi" w:hAnsiTheme="majorHAnsi" w:cstheme="majorHAnsi"/>
+          <w:b/>
+          <w:bCs/>
+          <w:sz w:val="30"/>
+          <w:szCs w:val="30"/>
+          <w:u w:val="single"/>
+        </w:rPr>
+      </w:pPr>
+      <w:r>
+        <w:rPr>
+          <w:rFonts w:asciiTheme="majorHAnsi" w:hAnsiTheme="majorHAnsi" w:cstheme="majorHAnsi"/>
+          <w:sz w:val="30"/>
+          <w:szCs w:val="30"/>
+          <w:u w:val="single"/>
+        </w:rPr>
+        <w:t xml:space="preserve">Link a repositorio GitHub: </w:t>
+      </w:r>
+      <w:r>
+        <w:t>https://github.com/MiguelPichulman/Segundo-Cuatrimestre/tree/master/Programacion%202/8-Interfaces%20y%20excepciones/Practica/TP8/src</w:t>
+      </w:r>
+    </w:p>
+    <w:p>
+      <w:pPr>
+        <w:rPr>
+          <w:b/>
+          <w:bCs/>
+        </w:rPr>
+      </w:pPr>
+      <w:r>
+        <w:rPr>
+          <w:b/>
+          <w:bCs/>
+        </w:rPr>
         <w:t>PARTE 1</w:t>
       </w:r>
     </w:p>
@@ -411,7 +484,6 @@
     <w:p>
       <w:proofErr w:type="spellStart"/>
       <w:r>
-        <w:lastRenderedPageBreak/>
         <w:t>package</w:t>
       </w:r>
       <w:proofErr w:type="spellEnd"/>
@@ -808,7 +880,616 @@
     <w:p>
       <w:proofErr w:type="spellStart"/>
       <w:r>
+        <w:t>package</w:t>
+      </w:r>
+      <w:proofErr w:type="spellEnd"/>
+      <w:r>
+        <w:t xml:space="preserve"> Parte1;</w:t>
+      </w:r>
+    </w:p>
+    <w:p>
+      <w:proofErr w:type="spellStart"/>
+      <w:r>
+        <w:t>public</w:t>
+      </w:r>
+      <w:proofErr w:type="spellEnd"/>
+      <w:r>
+        <w:t xml:space="preserve"> interface </w:t>
+      </w:r>
+      <w:proofErr w:type="spellStart"/>
+      <w:r>
+        <w:t>PagoConDescuento</w:t>
+      </w:r>
+      <w:proofErr w:type="spellEnd"/>
+      <w:r>
+        <w:t xml:space="preserve"> </w:t>
+      </w:r>
+      <w:proofErr w:type="spellStart"/>
+      <w:r>
+        <w:t>extends</w:t>
+      </w:r>
+      <w:proofErr w:type="spellEnd"/>
+      <w:r>
+        <w:t xml:space="preserve"> Pago {</w:t>
+      </w:r>
+    </w:p>
+    <w:p>
+      <w:r>
+        <w:t xml:space="preserve">    </w:t>
+      </w:r>
+      <w:proofErr w:type="spellStart"/>
+      <w:r>
+        <w:t>double</w:t>
+      </w:r>
+      <w:proofErr w:type="spellEnd"/>
+      <w:r>
+        <w:t xml:space="preserve"> </w:t>
+      </w:r>
+      <w:proofErr w:type="spellStart"/>
+      <w:proofErr w:type="gramStart"/>
+      <w:r>
+        <w:t>aplicarDescuento</w:t>
+      </w:r>
+      <w:proofErr w:type="spellEnd"/>
+      <w:r>
+        <w:t>(</w:t>
+      </w:r>
+      <w:proofErr w:type="spellStart"/>
+      <w:proofErr w:type="gramEnd"/>
+      <w:r>
+        <w:t>double</w:t>
+      </w:r>
+      <w:proofErr w:type="spellEnd"/>
+      <w:r>
+        <w:t xml:space="preserve"> monto);</w:t>
+      </w:r>
+    </w:p>
+    <w:p>
+      <w:r>
+        <w:t>}</w:t>
+      </w:r>
+    </w:p>
+    <w:p/>
+    <w:p>
+      <w:proofErr w:type="spellStart"/>
+      <w:r>
+        <w:t>package</w:t>
+      </w:r>
+      <w:proofErr w:type="spellEnd"/>
+      <w:r>
+        <w:t xml:space="preserve"> Parte1;</w:t>
+      </w:r>
+    </w:p>
+    <w:p>
+      <w:proofErr w:type="spellStart"/>
+      <w:r>
+        <w:t>public</w:t>
+      </w:r>
+      <w:proofErr w:type="spellEnd"/>
+      <w:r>
+        <w:t xml:space="preserve"> </w:t>
+      </w:r>
+      <w:proofErr w:type="spellStart"/>
+      <w:r>
+        <w:t>class</w:t>
+      </w:r>
+      <w:proofErr w:type="spellEnd"/>
+      <w:r>
+        <w:t xml:space="preserve"> PayPal </w:t>
+      </w:r>
+      <w:proofErr w:type="spellStart"/>
+      <w:r>
+        <w:t>implements</w:t>
+      </w:r>
+      <w:proofErr w:type="spellEnd"/>
+      <w:r>
+        <w:t xml:space="preserve"> Pago {</w:t>
+      </w:r>
+    </w:p>
+    <w:p>
+      <w:r>
+        <w:t xml:space="preserve">    @Override</w:t>
+      </w:r>
+    </w:p>
+    <w:p>
+      <w:r>
+        <w:t xml:space="preserve">    </w:t>
+      </w:r>
+      <w:proofErr w:type="spellStart"/>
+      <w:r>
+        <w:t>public</w:t>
+      </w:r>
+      <w:proofErr w:type="spellEnd"/>
+      <w:r>
+        <w:t xml:space="preserve"> </w:t>
+      </w:r>
+      <w:proofErr w:type="spellStart"/>
+      <w:r>
+        <w:t>void</w:t>
+      </w:r>
+      <w:proofErr w:type="spellEnd"/>
+      <w:r>
+        <w:t xml:space="preserve"> </w:t>
+      </w:r>
+      <w:proofErr w:type="spellStart"/>
+      <w:proofErr w:type="gramStart"/>
+      <w:r>
+        <w:t>procesarPago</w:t>
+      </w:r>
+      <w:proofErr w:type="spellEnd"/>
+      <w:r>
+        <w:t>(</w:t>
+      </w:r>
+      <w:proofErr w:type="spellStart"/>
+      <w:proofErr w:type="gramEnd"/>
+      <w:r>
+        <w:t>double</w:t>
+      </w:r>
+      <w:proofErr w:type="spellEnd"/>
+      <w:r>
+        <w:t xml:space="preserve"> monto) {</w:t>
+      </w:r>
+    </w:p>
+    <w:p>
+      <w:r>
+        <w:t xml:space="preserve">        </w:t>
+      </w:r>
+      <w:proofErr w:type="spellStart"/>
+      <w:r>
+        <w:t>System.out.println</w:t>
+      </w:r>
+      <w:proofErr w:type="spellEnd"/>
+      <w:r>
+        <w:t>("Pago con PayPal procesado: $" + monto);</w:t>
+      </w:r>
+    </w:p>
+    <w:p>
+      <w:r>
+        <w:t xml:space="preserve">    }</w:t>
+      </w:r>
+    </w:p>
+    <w:p>
+      <w:r>
+        <w:t>}</w:t>
+      </w:r>
+    </w:p>
+    <w:p/>
+    <w:p>
+      <w:proofErr w:type="spellStart"/>
+      <w:r>
+        <w:t>package</w:t>
+      </w:r>
+      <w:proofErr w:type="spellEnd"/>
+      <w:r>
+        <w:t xml:space="preserve"> Parte1;</w:t>
+      </w:r>
+    </w:p>
+    <w:p>
+      <w:proofErr w:type="spellStart"/>
+      <w:r>
+        <w:t>import</w:t>
+      </w:r>
+      <w:proofErr w:type="spellEnd"/>
+      <w:r>
+        <w:t xml:space="preserve"> </w:t>
+      </w:r>
+      <w:proofErr w:type="spellStart"/>
+      <w:proofErr w:type="gramStart"/>
+      <w:r>
+        <w:t>java.util</w:t>
+      </w:r>
+      <w:proofErr w:type="gramEnd"/>
+      <w:r>
+        <w:t>.List</w:t>
+      </w:r>
+      <w:proofErr w:type="spellEnd"/>
+      <w:r>
+        <w:t>;</w:t>
+      </w:r>
+    </w:p>
+    <w:p>
+      <w:proofErr w:type="spellStart"/>
+      <w:r>
+        <w:t>public</w:t>
+      </w:r>
+      <w:proofErr w:type="spellEnd"/>
+      <w:r>
+        <w:t xml:space="preserve"> </w:t>
+      </w:r>
+      <w:proofErr w:type="spellStart"/>
+      <w:r>
+        <w:t>class</w:t>
+      </w:r>
+      <w:proofErr w:type="spellEnd"/>
+      <w:r>
+        <w:t xml:space="preserve"> Pedido </w:t>
+      </w:r>
+      <w:proofErr w:type="spellStart"/>
+      <w:r>
+        <w:t>implements</w:t>
+      </w:r>
+      <w:proofErr w:type="spellEnd"/>
+      <w:r>
+        <w:t xml:space="preserve"> Pagable {</w:t>
+      </w:r>
+    </w:p>
+    <w:p>
+      <w:r>
+        <w:t xml:space="preserve">    </w:t>
+      </w:r>
+      <w:proofErr w:type="spellStart"/>
+      <w:r>
+        <w:t>private</w:t>
+      </w:r>
+      <w:proofErr w:type="spellEnd"/>
+      <w:r>
+        <w:t xml:space="preserve"> </w:t>
+      </w:r>
+      <w:proofErr w:type="spellStart"/>
+      <w:r>
+        <w:t>List</w:t>
+      </w:r>
+      <w:proofErr w:type="spellEnd"/>
+      <w:r>
+        <w:t>&lt;Producto&gt; productos;</w:t>
+      </w:r>
+    </w:p>
+    <w:p>
+      <w:r>
+        <w:t xml:space="preserve">    </w:t>
+      </w:r>
+      <w:proofErr w:type="spellStart"/>
+      <w:r>
+        <w:t>private</w:t>
+      </w:r>
+      <w:proofErr w:type="spellEnd"/>
+      <w:r>
+        <w:t xml:space="preserve"> </w:t>
+      </w:r>
+      <w:proofErr w:type="spellStart"/>
+      <w:r>
+        <w:t>String</w:t>
+      </w:r>
+      <w:proofErr w:type="spellEnd"/>
+      <w:r>
+        <w:t xml:space="preserve"> estado;</w:t>
+      </w:r>
+    </w:p>
+    <w:p>
+      <w:r>
+        <w:t xml:space="preserve">    </w:t>
+      </w:r>
+      <w:proofErr w:type="spellStart"/>
+      <w:r>
+        <w:t>private</w:t>
+      </w:r>
+      <w:proofErr w:type="spellEnd"/>
+      <w:r>
+        <w:t xml:space="preserve"> Cliente </w:t>
+      </w:r>
+      <w:proofErr w:type="spellStart"/>
+      <w:r>
+        <w:t>cliente</w:t>
+      </w:r>
+      <w:proofErr w:type="spellEnd"/>
+      <w:r>
+        <w:t>;</w:t>
+      </w:r>
+    </w:p>
+    <w:p>
+      <w:r>
+        <w:t xml:space="preserve">    </w:t>
+      </w:r>
+      <w:proofErr w:type="spellStart"/>
+      <w:r>
+        <w:t>public</w:t>
+      </w:r>
+      <w:proofErr w:type="spellEnd"/>
+      <w:r>
+        <w:t xml:space="preserve"> </w:t>
+      </w:r>
+      <w:proofErr w:type="gramStart"/>
+      <w:r>
+        <w:t>Pedido(</w:t>
+      </w:r>
+      <w:proofErr w:type="spellStart"/>
+      <w:proofErr w:type="gramEnd"/>
+      <w:r>
+        <w:t>List</w:t>
+      </w:r>
+      <w:proofErr w:type="spellEnd"/>
+      <w:r>
+        <w:t>&lt;Producto&gt; productos, Cliente cliente) {</w:t>
+      </w:r>
+    </w:p>
+    <w:p>
+      <w:r>
+        <w:t xml:space="preserve">        </w:t>
+      </w:r>
+      <w:proofErr w:type="spellStart"/>
+      <w:proofErr w:type="gramStart"/>
+      <w:r>
+        <w:t>this.productos</w:t>
+      </w:r>
+      <w:proofErr w:type="spellEnd"/>
+      <w:proofErr w:type="gramEnd"/>
+      <w:r>
+        <w:t xml:space="preserve"> = productos;</w:t>
+      </w:r>
+    </w:p>
+    <w:p>
+      <w:r>
+        <w:t xml:space="preserve">        </w:t>
+      </w:r>
+      <w:proofErr w:type="spellStart"/>
+      <w:proofErr w:type="gramStart"/>
+      <w:r>
+        <w:t>this.cliente</w:t>
+      </w:r>
+      <w:proofErr w:type="spellEnd"/>
+      <w:proofErr w:type="gramEnd"/>
+      <w:r>
+        <w:t xml:space="preserve"> = cliente;</w:t>
+      </w:r>
+    </w:p>
+    <w:p>
+      <w:r>
+        <w:t xml:space="preserve">    }</w:t>
+      </w:r>
+    </w:p>
+    <w:p>
+      <w:r>
+        <w:t xml:space="preserve">    @Override</w:t>
+      </w:r>
+    </w:p>
+    <w:p>
+      <w:r>
+        <w:t xml:space="preserve">    </w:t>
+      </w:r>
+      <w:proofErr w:type="spellStart"/>
+      <w:r>
+        <w:t>public</w:t>
+      </w:r>
+      <w:proofErr w:type="spellEnd"/>
+      <w:r>
+        <w:t xml:space="preserve"> </w:t>
+      </w:r>
+      <w:proofErr w:type="spellStart"/>
+      <w:r>
+        <w:t>double</w:t>
+      </w:r>
+      <w:proofErr w:type="spellEnd"/>
+      <w:r>
+        <w:t xml:space="preserve"> </w:t>
+      </w:r>
+      <w:proofErr w:type="spellStart"/>
+      <w:proofErr w:type="gramStart"/>
+      <w:r>
+        <w:t>calcularTotal</w:t>
+      </w:r>
+      <w:proofErr w:type="spellEnd"/>
+      <w:r>
+        <w:t>(</w:t>
+      </w:r>
+      <w:proofErr w:type="gramEnd"/>
+      <w:r>
+        <w:t>) {</w:t>
+      </w:r>
+    </w:p>
+    <w:p>
+      <w:r>
+        <w:t xml:space="preserve">        </w:t>
+      </w:r>
+      <w:proofErr w:type="spellStart"/>
+      <w:r>
+        <w:t>double</w:t>
+      </w:r>
+      <w:proofErr w:type="spellEnd"/>
+      <w:r>
+        <w:t xml:space="preserve"> total = 0;</w:t>
+      </w:r>
+    </w:p>
+    <w:p>
+      <w:r>
+        <w:t xml:space="preserve">        </w:t>
+      </w:r>
+      <w:proofErr w:type="spellStart"/>
+      <w:r>
+        <w:t>for</w:t>
+      </w:r>
+      <w:proofErr w:type="spellEnd"/>
+      <w:r>
+        <w:t xml:space="preserve"> (Producto </w:t>
+      </w:r>
+      <w:proofErr w:type="gramStart"/>
+      <w:r>
+        <w:t>p :</w:t>
+      </w:r>
+      <w:proofErr w:type="gramEnd"/>
+      <w:r>
+        <w:t xml:space="preserve"> productos) {</w:t>
+      </w:r>
+    </w:p>
+    <w:p>
+      <w:r>
         <w:lastRenderedPageBreak/>
+        <w:t xml:space="preserve">            total += </w:t>
+      </w:r>
+      <w:proofErr w:type="spellStart"/>
+      <w:proofErr w:type="gramStart"/>
+      <w:r>
+        <w:t>p.calcularTotal</w:t>
+      </w:r>
+      <w:proofErr w:type="spellEnd"/>
+      <w:proofErr w:type="gramEnd"/>
+      <w:r>
+        <w:t>();</w:t>
+      </w:r>
+    </w:p>
+    <w:p>
+      <w:r>
+        <w:t xml:space="preserve">        }</w:t>
+      </w:r>
+    </w:p>
+    <w:p>
+      <w:r>
+        <w:t xml:space="preserve">        </w:t>
+      </w:r>
+      <w:proofErr w:type="spellStart"/>
+      <w:r>
+        <w:t>return</w:t>
+      </w:r>
+      <w:proofErr w:type="spellEnd"/>
+      <w:r>
+        <w:t xml:space="preserve"> total;</w:t>
+      </w:r>
+    </w:p>
+    <w:p>
+      <w:r>
+        <w:t xml:space="preserve">    }</w:t>
+      </w:r>
+    </w:p>
+    <w:p>
+      <w:r>
+        <w:t xml:space="preserve">    </w:t>
+      </w:r>
+      <w:proofErr w:type="spellStart"/>
+      <w:r>
+        <w:t>public</w:t>
+      </w:r>
+      <w:proofErr w:type="spellEnd"/>
+      <w:r>
+        <w:t xml:space="preserve"> </w:t>
+      </w:r>
+      <w:proofErr w:type="spellStart"/>
+      <w:r>
+        <w:t>void</w:t>
+      </w:r>
+      <w:proofErr w:type="spellEnd"/>
+      <w:r>
+        <w:t xml:space="preserve"> </w:t>
+      </w:r>
+      <w:proofErr w:type="spellStart"/>
+      <w:proofErr w:type="gramStart"/>
+      <w:r>
+        <w:t>cambiarEstado</w:t>
+      </w:r>
+      <w:proofErr w:type="spellEnd"/>
+      <w:r>
+        <w:t>(</w:t>
+      </w:r>
+      <w:proofErr w:type="spellStart"/>
+      <w:proofErr w:type="gramEnd"/>
+      <w:r>
+        <w:t>String</w:t>
+      </w:r>
+      <w:proofErr w:type="spellEnd"/>
+      <w:r>
+        <w:t xml:space="preserve"> </w:t>
+      </w:r>
+      <w:proofErr w:type="spellStart"/>
+      <w:r>
+        <w:t>nuevoEstado</w:t>
+      </w:r>
+      <w:proofErr w:type="spellEnd"/>
+      <w:r>
+        <w:t>) {</w:t>
+      </w:r>
+    </w:p>
+    <w:p>
+      <w:r>
+        <w:t xml:space="preserve">        </w:t>
+      </w:r>
+      <w:proofErr w:type="spellStart"/>
+      <w:proofErr w:type="gramStart"/>
+      <w:r>
+        <w:t>this.estado</w:t>
+      </w:r>
+      <w:proofErr w:type="spellEnd"/>
+      <w:proofErr w:type="gramEnd"/>
+      <w:r>
+        <w:t xml:space="preserve"> = </w:t>
+      </w:r>
+      <w:proofErr w:type="spellStart"/>
+      <w:r>
+        <w:t>nuevoEstado</w:t>
+      </w:r>
+      <w:proofErr w:type="spellEnd"/>
+      <w:r>
+        <w:t>;</w:t>
+      </w:r>
+    </w:p>
+    <w:p>
+      <w:r>
+        <w:t xml:space="preserve">        </w:t>
+      </w:r>
+      <w:proofErr w:type="spellStart"/>
+      <w:r>
+        <w:t>if</w:t>
+      </w:r>
+      <w:proofErr w:type="spellEnd"/>
+      <w:r>
+        <w:t xml:space="preserve"> (</w:t>
+      </w:r>
+      <w:proofErr w:type="gramStart"/>
+      <w:r>
+        <w:t>cliente !</w:t>
+      </w:r>
+      <w:proofErr w:type="gramEnd"/>
+      <w:r>
+        <w:t xml:space="preserve">= </w:t>
+      </w:r>
+      <w:proofErr w:type="spellStart"/>
+      <w:r>
+        <w:t>null</w:t>
+      </w:r>
+      <w:proofErr w:type="spellEnd"/>
+      <w:r>
+        <w:t>) {</w:t>
+      </w:r>
+    </w:p>
+    <w:p>
+      <w:r>
+        <w:t xml:space="preserve">            </w:t>
+      </w:r>
+      <w:proofErr w:type="spellStart"/>
+      <w:proofErr w:type="gramStart"/>
+      <w:r>
+        <w:t>cliente.notificar</w:t>
+      </w:r>
+      <w:proofErr w:type="spellEnd"/>
+      <w:proofErr w:type="gramEnd"/>
+      <w:r>
+        <w:t xml:space="preserve">("El estado del pedido ha cambiado a: " + </w:t>
+      </w:r>
+      <w:proofErr w:type="spellStart"/>
+      <w:r>
+        <w:t>nuevoEstado</w:t>
+      </w:r>
+      <w:proofErr w:type="spellEnd"/>
+      <w:r>
+        <w:t>);</w:t>
+      </w:r>
+    </w:p>
+    <w:p>
+      <w:r>
+        <w:t xml:space="preserve">        }</w:t>
+      </w:r>
+    </w:p>
+    <w:p>
+      <w:r>
+        <w:t xml:space="preserve">    }</w:t>
+      </w:r>
+    </w:p>
+    <w:p>
+      <w:r>
+        <w:t>}</w:t>
+      </w:r>
+    </w:p>
+    <w:p/>
+    <w:p>
+      <w:proofErr w:type="spellStart"/>
+      <w:r>
         <w:t>package</w:t>
       </w:r>
       <w:proofErr w:type="spellEnd"/>
@@ -823,7 +1504,241 @@
       </w:r>
       <w:proofErr w:type="spellEnd"/>
       <w:r>
-        <w:t xml:space="preserve"> interface </w:t>
+        <w:t xml:space="preserve"> </w:t>
+      </w:r>
+      <w:proofErr w:type="spellStart"/>
+      <w:r>
+        <w:t>class</w:t>
+      </w:r>
+      <w:proofErr w:type="spellEnd"/>
+      <w:r>
+        <w:t xml:space="preserve"> Producto </w:t>
+      </w:r>
+      <w:proofErr w:type="spellStart"/>
+      <w:r>
+        <w:t>implements</w:t>
+      </w:r>
+      <w:proofErr w:type="spellEnd"/>
+      <w:r>
+        <w:t xml:space="preserve"> Pagable {</w:t>
+      </w:r>
+    </w:p>
+    <w:p>
+      <w:r>
+        <w:t xml:space="preserve">    </w:t>
+      </w:r>
+      <w:proofErr w:type="spellStart"/>
+      <w:r>
+        <w:t>private</w:t>
+      </w:r>
+      <w:proofErr w:type="spellEnd"/>
+      <w:r>
+        <w:t xml:space="preserve"> </w:t>
+      </w:r>
+      <w:proofErr w:type="spellStart"/>
+      <w:r>
+        <w:t>String</w:t>
+      </w:r>
+      <w:proofErr w:type="spellEnd"/>
+      <w:r>
+        <w:t xml:space="preserve"> nombre;</w:t>
+      </w:r>
+    </w:p>
+    <w:p>
+      <w:r>
+        <w:t xml:space="preserve">    </w:t>
+      </w:r>
+      <w:proofErr w:type="spellStart"/>
+      <w:r>
+        <w:t>private</w:t>
+      </w:r>
+      <w:proofErr w:type="spellEnd"/>
+      <w:r>
+        <w:t xml:space="preserve"> </w:t>
+      </w:r>
+      <w:proofErr w:type="spellStart"/>
+      <w:r>
+        <w:t>double</w:t>
+      </w:r>
+      <w:proofErr w:type="spellEnd"/>
+      <w:r>
+        <w:t xml:space="preserve"> precio;</w:t>
+      </w:r>
+    </w:p>
+    <w:p>
+      <w:r>
+        <w:t xml:space="preserve">    </w:t>
+      </w:r>
+      <w:proofErr w:type="spellStart"/>
+      <w:r>
+        <w:t>public</w:t>
+      </w:r>
+      <w:proofErr w:type="spellEnd"/>
+      <w:r>
+        <w:t xml:space="preserve"> </w:t>
+      </w:r>
+      <w:proofErr w:type="gramStart"/>
+      <w:r>
+        <w:t>Producto(</w:t>
+      </w:r>
+      <w:proofErr w:type="spellStart"/>
+      <w:proofErr w:type="gramEnd"/>
+      <w:r>
+        <w:t>String</w:t>
+      </w:r>
+      <w:proofErr w:type="spellEnd"/>
+      <w:r>
+        <w:t xml:space="preserve"> nombre, </w:t>
+      </w:r>
+      <w:proofErr w:type="spellStart"/>
+      <w:r>
+        <w:t>double</w:t>
+      </w:r>
+      <w:proofErr w:type="spellEnd"/>
+      <w:r>
+        <w:t xml:space="preserve"> precio) {</w:t>
+      </w:r>
+    </w:p>
+    <w:p>
+      <w:r>
+        <w:t xml:space="preserve">        </w:t>
+      </w:r>
+      <w:proofErr w:type="spellStart"/>
+      <w:proofErr w:type="gramStart"/>
+      <w:r>
+        <w:t>this.nombre</w:t>
+      </w:r>
+      <w:proofErr w:type="spellEnd"/>
+      <w:proofErr w:type="gramEnd"/>
+      <w:r>
+        <w:t xml:space="preserve"> = nombre;</w:t>
+      </w:r>
+    </w:p>
+    <w:p>
+      <w:r>
+        <w:t xml:space="preserve">        </w:t>
+      </w:r>
+      <w:proofErr w:type="spellStart"/>
+      <w:proofErr w:type="gramStart"/>
+      <w:r>
+        <w:t>this.precio</w:t>
+      </w:r>
+      <w:proofErr w:type="spellEnd"/>
+      <w:proofErr w:type="gramEnd"/>
+      <w:r>
+        <w:t xml:space="preserve"> = precio;</w:t>
+      </w:r>
+    </w:p>
+    <w:p>
+      <w:r>
+        <w:t xml:space="preserve">    }</w:t>
+      </w:r>
+    </w:p>
+    <w:p>
+      <w:r>
+        <w:t xml:space="preserve">    @Override</w:t>
+      </w:r>
+    </w:p>
+    <w:p>
+      <w:r>
+        <w:t xml:space="preserve">    </w:t>
+      </w:r>
+      <w:proofErr w:type="spellStart"/>
+      <w:r>
+        <w:t>public</w:t>
+      </w:r>
+      <w:proofErr w:type="spellEnd"/>
+      <w:r>
+        <w:t xml:space="preserve"> </w:t>
+      </w:r>
+      <w:proofErr w:type="spellStart"/>
+      <w:r>
+        <w:t>double</w:t>
+      </w:r>
+      <w:proofErr w:type="spellEnd"/>
+      <w:r>
+        <w:t xml:space="preserve"> </w:t>
+      </w:r>
+      <w:proofErr w:type="spellStart"/>
+      <w:proofErr w:type="gramStart"/>
+      <w:r>
+        <w:t>calcularTotal</w:t>
+      </w:r>
+      <w:proofErr w:type="spellEnd"/>
+      <w:r>
+        <w:t>(</w:t>
+      </w:r>
+      <w:proofErr w:type="gramEnd"/>
+      <w:r>
+        <w:t>) {</w:t>
+      </w:r>
+    </w:p>
+    <w:p>
+      <w:r>
+        <w:t xml:space="preserve">        </w:t>
+      </w:r>
+      <w:proofErr w:type="spellStart"/>
+      <w:r>
+        <w:t>return</w:t>
+      </w:r>
+      <w:proofErr w:type="spellEnd"/>
+      <w:r>
+        <w:t xml:space="preserve"> precio;</w:t>
+      </w:r>
+    </w:p>
+    <w:p>
+      <w:r>
+        <w:t xml:space="preserve">    }</w:t>
+      </w:r>
+    </w:p>
+    <w:p>
+      <w:r>
+        <w:t>}</w:t>
+      </w:r>
+    </w:p>
+    <w:p/>
+    <w:p>
+      <w:proofErr w:type="spellStart"/>
+      <w:r>
+        <w:t>package</w:t>
+      </w:r>
+      <w:proofErr w:type="spellEnd"/>
+      <w:r>
+        <w:t xml:space="preserve"> Parte1;</w:t>
+      </w:r>
+    </w:p>
+    <w:p>
+      <w:proofErr w:type="spellStart"/>
+      <w:r>
+        <w:t>public</w:t>
+      </w:r>
+      <w:proofErr w:type="spellEnd"/>
+      <w:r>
+        <w:t xml:space="preserve"> </w:t>
+      </w:r>
+      <w:proofErr w:type="spellStart"/>
+      <w:r>
+        <w:t>class</w:t>
+      </w:r>
+      <w:proofErr w:type="spellEnd"/>
+      <w:r>
+        <w:t xml:space="preserve"> </w:t>
+      </w:r>
+      <w:proofErr w:type="spellStart"/>
+      <w:r>
+        <w:t>TarjetaCredito</w:t>
+      </w:r>
+      <w:proofErr w:type="spellEnd"/>
+      <w:r>
+        <w:t xml:space="preserve"> </w:t>
+      </w:r>
+      <w:proofErr w:type="spellStart"/>
+      <w:r>
+        <w:t>implements</w:t>
+      </w:r>
+      <w:proofErr w:type="spellEnd"/>
+      <w:r>
+        <w:t xml:space="preserve"> </w:t>
       </w:r>
       <w:proofErr w:type="spellStart"/>
       <w:r>
@@ -831,15 +1746,12 @@
       </w:r>
       <w:proofErr w:type="spellEnd"/>
       <w:r>
-        <w:t xml:space="preserve"> </w:t>
-      </w:r>
-      <w:proofErr w:type="spellStart"/>
-      <w:r>
-        <w:t>extends</w:t>
-      </w:r>
-      <w:proofErr w:type="spellEnd"/>
-      <w:r>
-        <w:t xml:space="preserve"> Pago {</w:t>
+        <w:t xml:space="preserve"> {</w:t>
+      </w:r>
+    </w:p>
+    <w:p>
+      <w:r>
+        <w:t xml:space="preserve">    @Override</w:t>
       </w:r>
     </w:p>
     <w:p>
@@ -848,902 +1760,61 @@
       </w:r>
       <w:proofErr w:type="spellStart"/>
       <w:r>
+        <w:t>public</w:t>
+      </w:r>
+      <w:proofErr w:type="spellEnd"/>
+      <w:r>
+        <w:t xml:space="preserve"> </w:t>
+      </w:r>
+      <w:proofErr w:type="spellStart"/>
+      <w:r>
+        <w:t>void</w:t>
+      </w:r>
+      <w:proofErr w:type="spellEnd"/>
+      <w:r>
+        <w:t xml:space="preserve"> </w:t>
+      </w:r>
+      <w:proofErr w:type="spellStart"/>
+      <w:proofErr w:type="gramStart"/>
+      <w:r>
+        <w:t>procesarPago</w:t>
+      </w:r>
+      <w:proofErr w:type="spellEnd"/>
+      <w:r>
+        <w:t>(</w:t>
+      </w:r>
+      <w:proofErr w:type="spellStart"/>
+      <w:proofErr w:type="gramEnd"/>
+      <w:r>
         <w:t>double</w:t>
       </w:r>
       <w:proofErr w:type="spellEnd"/>
       <w:r>
-        <w:t xml:space="preserve"> </w:t>
-      </w:r>
-      <w:proofErr w:type="spellStart"/>
-      <w:proofErr w:type="gramStart"/>
-      <w:r>
-        <w:t>aplicarDescuento</w:t>
-      </w:r>
-      <w:proofErr w:type="spellEnd"/>
-      <w:r>
-        <w:t>(</w:t>
-      </w:r>
-      <w:proofErr w:type="spellStart"/>
-      <w:proofErr w:type="gramEnd"/>
-      <w:r>
-        <w:t>double</w:t>
-      </w:r>
-      <w:proofErr w:type="spellEnd"/>
-      <w:r>
-        <w:t xml:space="preserve"> monto);</w:t>
-      </w:r>
-    </w:p>
-    <w:p>
-      <w:r>
-        <w:t>}</w:t>
+        <w:t xml:space="preserve"> monto) {</w:t>
+      </w:r>
+    </w:p>
+    <w:p>
+      <w:r>
+        <w:lastRenderedPageBreak/>
+        <w:t xml:space="preserve">        </w:t>
+      </w:r>
+      <w:proofErr w:type="spellStart"/>
+      <w:r>
+        <w:t>System.out.println</w:t>
+      </w:r>
+      <w:proofErr w:type="spellEnd"/>
+      <w:r>
+        <w:t>("Pago por tarjeta procesado: $" + monto);</w:t>
+      </w:r>
+    </w:p>
+    <w:p>
+      <w:r>
+        <w:t xml:space="preserve">    }</w:t>
       </w:r>
     </w:p>
     <w:p/>
     <w:p>
-      <w:proofErr w:type="spellStart"/>
-      <w:r>
-        <w:t>package</w:t>
-      </w:r>
-      <w:proofErr w:type="spellEnd"/>
-      <w:r>
-        <w:t xml:space="preserve"> Parte1;</w:t>
-      </w:r>
-    </w:p>
-    <w:p>
-      <w:proofErr w:type="spellStart"/>
-      <w:r>
-        <w:t>public</w:t>
-      </w:r>
-      <w:proofErr w:type="spellEnd"/>
-      <w:r>
-        <w:t xml:space="preserve"> </w:t>
-      </w:r>
-      <w:proofErr w:type="spellStart"/>
-      <w:r>
-        <w:t>class</w:t>
-      </w:r>
-      <w:proofErr w:type="spellEnd"/>
-      <w:r>
-        <w:t xml:space="preserve"> PayPal </w:t>
-      </w:r>
-      <w:proofErr w:type="spellStart"/>
-      <w:r>
-        <w:t>implements</w:t>
-      </w:r>
-      <w:proofErr w:type="spellEnd"/>
-      <w:r>
-        <w:t xml:space="preserve"> Pago {</w:t>
-      </w:r>
-    </w:p>
-    <w:p>
-      <w:r>
-        <w:t xml:space="preserve">    @Override</w:t>
-      </w:r>
-    </w:p>
-    <w:p>
-      <w:r>
-        <w:t xml:space="preserve">    </w:t>
-      </w:r>
-      <w:proofErr w:type="spellStart"/>
-      <w:r>
-        <w:t>public</w:t>
-      </w:r>
-      <w:proofErr w:type="spellEnd"/>
-      <w:r>
-        <w:t xml:space="preserve"> </w:t>
-      </w:r>
-      <w:proofErr w:type="spellStart"/>
-      <w:r>
-        <w:t>void</w:t>
-      </w:r>
-      <w:proofErr w:type="spellEnd"/>
-      <w:r>
-        <w:t xml:space="preserve"> </w:t>
-      </w:r>
-      <w:proofErr w:type="spellStart"/>
-      <w:proofErr w:type="gramStart"/>
-      <w:r>
-        <w:t>procesarPago</w:t>
-      </w:r>
-      <w:proofErr w:type="spellEnd"/>
-      <w:r>
-        <w:t>(</w:t>
-      </w:r>
-      <w:proofErr w:type="spellStart"/>
-      <w:proofErr w:type="gramEnd"/>
-      <w:r>
-        <w:t>double</w:t>
-      </w:r>
-      <w:proofErr w:type="spellEnd"/>
-      <w:r>
-        <w:t xml:space="preserve"> monto) {</w:t>
-      </w:r>
-    </w:p>
-    <w:p>
-      <w:r>
-        <w:t xml:space="preserve">        </w:t>
-      </w:r>
-      <w:proofErr w:type="spellStart"/>
-      <w:r>
-        <w:t>System.out.println</w:t>
-      </w:r>
-      <w:proofErr w:type="spellEnd"/>
-      <w:r>
-        <w:t>("Pago con PayPal procesado: $" + monto);</w:t>
-      </w:r>
-    </w:p>
-    <w:p>
-      <w:r>
-        <w:t xml:space="preserve">    }</w:t>
-      </w:r>
-    </w:p>
-    <w:p>
-      <w:r>
-        <w:t>}</w:t>
-      </w:r>
-    </w:p>
-    <w:p/>
-    <w:p>
-      <w:proofErr w:type="spellStart"/>
-      <w:r>
-        <w:t>package</w:t>
-      </w:r>
-      <w:proofErr w:type="spellEnd"/>
-      <w:r>
-        <w:t xml:space="preserve"> Parte1;</w:t>
-      </w:r>
-    </w:p>
-    <w:p>
-      <w:proofErr w:type="spellStart"/>
-      <w:r>
-        <w:t>import</w:t>
-      </w:r>
-      <w:proofErr w:type="spellEnd"/>
-      <w:r>
-        <w:t xml:space="preserve"> </w:t>
-      </w:r>
-      <w:proofErr w:type="spellStart"/>
-      <w:proofErr w:type="gramStart"/>
-      <w:r>
-        <w:t>java.util</w:t>
-      </w:r>
-      <w:proofErr w:type="gramEnd"/>
-      <w:r>
-        <w:t>.List</w:t>
-      </w:r>
-      <w:proofErr w:type="spellEnd"/>
-      <w:r>
-        <w:t>;</w:t>
-      </w:r>
-    </w:p>
-    <w:p>
-      <w:proofErr w:type="spellStart"/>
-      <w:r>
-        <w:t>public</w:t>
-      </w:r>
-      <w:proofErr w:type="spellEnd"/>
-      <w:r>
-        <w:t xml:space="preserve"> </w:t>
-      </w:r>
-      <w:proofErr w:type="spellStart"/>
-      <w:r>
-        <w:t>class</w:t>
-      </w:r>
-      <w:proofErr w:type="spellEnd"/>
-      <w:r>
-        <w:t xml:space="preserve"> Pedido </w:t>
-      </w:r>
-      <w:proofErr w:type="spellStart"/>
-      <w:r>
-        <w:t>implements</w:t>
-      </w:r>
-      <w:proofErr w:type="spellEnd"/>
-      <w:r>
-        <w:t xml:space="preserve"> Pagable {</w:t>
-      </w:r>
-    </w:p>
-    <w:p>
-      <w:r>
-        <w:t xml:space="preserve">    </w:t>
-      </w:r>
-      <w:proofErr w:type="spellStart"/>
-      <w:r>
-        <w:t>private</w:t>
-      </w:r>
-      <w:proofErr w:type="spellEnd"/>
-      <w:r>
-        <w:t xml:space="preserve"> </w:t>
-      </w:r>
-      <w:proofErr w:type="spellStart"/>
-      <w:r>
-        <w:t>List</w:t>
-      </w:r>
-      <w:proofErr w:type="spellEnd"/>
-      <w:r>
-        <w:t>&lt;Producto&gt; productos;</w:t>
-      </w:r>
-    </w:p>
-    <w:p>
-      <w:r>
-        <w:t xml:space="preserve">    </w:t>
-      </w:r>
-      <w:proofErr w:type="spellStart"/>
-      <w:r>
-        <w:t>private</w:t>
-      </w:r>
-      <w:proofErr w:type="spellEnd"/>
-      <w:r>
-        <w:t xml:space="preserve"> </w:t>
-      </w:r>
-      <w:proofErr w:type="spellStart"/>
-      <w:r>
-        <w:t>String</w:t>
-      </w:r>
-      <w:proofErr w:type="spellEnd"/>
-      <w:r>
-        <w:t xml:space="preserve"> estado;</w:t>
-      </w:r>
-    </w:p>
-    <w:p>
-      <w:r>
-        <w:t xml:space="preserve">    </w:t>
-      </w:r>
-      <w:proofErr w:type="spellStart"/>
-      <w:r>
-        <w:t>private</w:t>
-      </w:r>
-      <w:proofErr w:type="spellEnd"/>
-      <w:r>
-        <w:t xml:space="preserve"> Cliente </w:t>
-      </w:r>
-      <w:proofErr w:type="spellStart"/>
-      <w:r>
-        <w:t>cliente</w:t>
-      </w:r>
-      <w:proofErr w:type="spellEnd"/>
-      <w:r>
-        <w:t>;</w:t>
-      </w:r>
-    </w:p>
-    <w:p>
-      <w:r>
-        <w:t xml:space="preserve">    </w:t>
-      </w:r>
-      <w:proofErr w:type="spellStart"/>
-      <w:r>
-        <w:t>public</w:t>
-      </w:r>
-      <w:proofErr w:type="spellEnd"/>
-      <w:r>
-        <w:t xml:space="preserve"> </w:t>
-      </w:r>
-      <w:proofErr w:type="gramStart"/>
-      <w:r>
-        <w:t>Pedido(</w:t>
-      </w:r>
-      <w:proofErr w:type="spellStart"/>
-      <w:proofErr w:type="gramEnd"/>
-      <w:r>
-        <w:t>List</w:t>
-      </w:r>
-      <w:proofErr w:type="spellEnd"/>
-      <w:r>
-        <w:t>&lt;Producto&gt; productos, Cliente cliente) {</w:t>
-      </w:r>
-    </w:p>
-    <w:p>
-      <w:r>
-        <w:t xml:space="preserve">        </w:t>
-      </w:r>
-      <w:proofErr w:type="spellStart"/>
-      <w:proofErr w:type="gramStart"/>
-      <w:r>
-        <w:t>this.productos</w:t>
-      </w:r>
-      <w:proofErr w:type="spellEnd"/>
-      <w:proofErr w:type="gramEnd"/>
-      <w:r>
-        <w:t xml:space="preserve"> = productos;</w:t>
-      </w:r>
-    </w:p>
-    <w:p>
-      <w:r>
-        <w:t xml:space="preserve">        </w:t>
-      </w:r>
-      <w:proofErr w:type="spellStart"/>
-      <w:proofErr w:type="gramStart"/>
-      <w:r>
-        <w:t>this.cliente</w:t>
-      </w:r>
-      <w:proofErr w:type="spellEnd"/>
-      <w:proofErr w:type="gramEnd"/>
-      <w:r>
-        <w:t xml:space="preserve"> = cliente;</w:t>
-      </w:r>
-    </w:p>
-    <w:p>
-      <w:r>
-        <w:t xml:space="preserve">    }</w:t>
-      </w:r>
-    </w:p>
-    <w:p>
-      <w:r>
-        <w:t xml:space="preserve">    @Override</w:t>
-      </w:r>
-    </w:p>
-    <w:p>
-      <w:r>
-        <w:t xml:space="preserve">    </w:t>
-      </w:r>
-      <w:proofErr w:type="spellStart"/>
-      <w:r>
-        <w:t>public</w:t>
-      </w:r>
-      <w:proofErr w:type="spellEnd"/>
-      <w:r>
-        <w:t xml:space="preserve"> </w:t>
-      </w:r>
-      <w:proofErr w:type="spellStart"/>
-      <w:r>
-        <w:t>double</w:t>
-      </w:r>
-      <w:proofErr w:type="spellEnd"/>
-      <w:r>
-        <w:t xml:space="preserve"> </w:t>
-      </w:r>
-      <w:proofErr w:type="spellStart"/>
-      <w:proofErr w:type="gramStart"/>
-      <w:r>
-        <w:t>calcularTotal</w:t>
-      </w:r>
-      <w:proofErr w:type="spellEnd"/>
-      <w:r>
-        <w:t>(</w:t>
-      </w:r>
-      <w:proofErr w:type="gramEnd"/>
-      <w:r>
-        <w:t>) {</w:t>
-      </w:r>
-    </w:p>
-    <w:p>
-      <w:r>
-        <w:t xml:space="preserve">        </w:t>
-      </w:r>
-      <w:proofErr w:type="spellStart"/>
-      <w:r>
-        <w:t>double</w:t>
-      </w:r>
-      <w:proofErr w:type="spellEnd"/>
-      <w:r>
-        <w:t xml:space="preserve"> total = 0;</w:t>
-      </w:r>
-    </w:p>
-    <w:p>
-      <w:r>
-        <w:t xml:space="preserve">        </w:t>
-      </w:r>
-      <w:proofErr w:type="spellStart"/>
-      <w:r>
-        <w:t>for</w:t>
-      </w:r>
-      <w:proofErr w:type="spellEnd"/>
-      <w:r>
-        <w:t xml:space="preserve"> (Producto </w:t>
-      </w:r>
-      <w:proofErr w:type="gramStart"/>
-      <w:r>
-        <w:t>p :</w:t>
-      </w:r>
-      <w:proofErr w:type="gramEnd"/>
-      <w:r>
-        <w:t xml:space="preserve"> productos) {</w:t>
-      </w:r>
-    </w:p>
-    <w:p>
-      <w:r>
-        <w:t xml:space="preserve">            total += </w:t>
-      </w:r>
-      <w:proofErr w:type="spellStart"/>
-      <w:proofErr w:type="gramStart"/>
-      <w:r>
-        <w:t>p.calcularTotal</w:t>
-      </w:r>
-      <w:proofErr w:type="spellEnd"/>
-      <w:proofErr w:type="gramEnd"/>
-      <w:r>
-        <w:t>();</w:t>
-      </w:r>
-    </w:p>
-    <w:p>
-      <w:r>
-        <w:t xml:space="preserve">        }</w:t>
-      </w:r>
-    </w:p>
-    <w:p>
-      <w:r>
-        <w:t xml:space="preserve">        </w:t>
-      </w:r>
-      <w:proofErr w:type="spellStart"/>
-      <w:r>
-        <w:t>return</w:t>
-      </w:r>
-      <w:proofErr w:type="spellEnd"/>
-      <w:r>
-        <w:t xml:space="preserve"> total;</w:t>
-      </w:r>
-    </w:p>
-    <w:p>
-      <w:r>
-        <w:lastRenderedPageBreak/>
-        <w:t xml:space="preserve">    }</w:t>
-      </w:r>
-    </w:p>
-    <w:p>
-      <w:r>
-        <w:t xml:space="preserve">    </w:t>
-      </w:r>
-      <w:proofErr w:type="spellStart"/>
-      <w:r>
-        <w:t>public</w:t>
-      </w:r>
-      <w:proofErr w:type="spellEnd"/>
-      <w:r>
-        <w:t xml:space="preserve"> </w:t>
-      </w:r>
-      <w:proofErr w:type="spellStart"/>
-      <w:r>
-        <w:t>void</w:t>
-      </w:r>
-      <w:proofErr w:type="spellEnd"/>
-      <w:r>
-        <w:t xml:space="preserve"> </w:t>
-      </w:r>
-      <w:proofErr w:type="spellStart"/>
-      <w:proofErr w:type="gramStart"/>
-      <w:r>
-        <w:t>cambiarEstado</w:t>
-      </w:r>
-      <w:proofErr w:type="spellEnd"/>
-      <w:r>
-        <w:t>(</w:t>
-      </w:r>
-      <w:proofErr w:type="spellStart"/>
-      <w:proofErr w:type="gramEnd"/>
-      <w:r>
-        <w:t>String</w:t>
-      </w:r>
-      <w:proofErr w:type="spellEnd"/>
-      <w:r>
-        <w:t xml:space="preserve"> </w:t>
-      </w:r>
-      <w:proofErr w:type="spellStart"/>
-      <w:r>
-        <w:t>nuevoEstado</w:t>
-      </w:r>
-      <w:proofErr w:type="spellEnd"/>
-      <w:r>
-        <w:t>) {</w:t>
-      </w:r>
-    </w:p>
-    <w:p>
-      <w:r>
-        <w:t xml:space="preserve">        </w:t>
-      </w:r>
-      <w:proofErr w:type="spellStart"/>
-      <w:proofErr w:type="gramStart"/>
-      <w:r>
-        <w:t>this.estado</w:t>
-      </w:r>
-      <w:proofErr w:type="spellEnd"/>
-      <w:proofErr w:type="gramEnd"/>
-      <w:r>
-        <w:t xml:space="preserve"> = </w:t>
-      </w:r>
-      <w:proofErr w:type="spellStart"/>
-      <w:r>
-        <w:t>nuevoEstado</w:t>
-      </w:r>
-      <w:proofErr w:type="spellEnd"/>
-      <w:r>
-        <w:t>;</w:t>
-      </w:r>
-    </w:p>
-    <w:p>
-      <w:r>
-        <w:t xml:space="preserve">        </w:t>
-      </w:r>
-      <w:proofErr w:type="spellStart"/>
-      <w:r>
-        <w:t>if</w:t>
-      </w:r>
-      <w:proofErr w:type="spellEnd"/>
-      <w:r>
-        <w:t xml:space="preserve"> (</w:t>
-      </w:r>
-      <w:proofErr w:type="gramStart"/>
-      <w:r>
-        <w:t>cliente !</w:t>
-      </w:r>
-      <w:proofErr w:type="gramEnd"/>
-      <w:r>
-        <w:t xml:space="preserve">= </w:t>
-      </w:r>
-      <w:proofErr w:type="spellStart"/>
-      <w:r>
-        <w:t>null</w:t>
-      </w:r>
-      <w:proofErr w:type="spellEnd"/>
-      <w:r>
-        <w:t>) {</w:t>
-      </w:r>
-    </w:p>
-    <w:p>
-      <w:r>
-        <w:t xml:space="preserve">            </w:t>
-      </w:r>
-      <w:proofErr w:type="spellStart"/>
-      <w:proofErr w:type="gramStart"/>
-      <w:r>
-        <w:t>cliente.notificar</w:t>
-      </w:r>
-      <w:proofErr w:type="spellEnd"/>
-      <w:proofErr w:type="gramEnd"/>
-      <w:r>
-        <w:t xml:space="preserve">("El estado del pedido ha cambiado a: " + </w:t>
-      </w:r>
-      <w:proofErr w:type="spellStart"/>
-      <w:r>
-        <w:t>nuevoEstado</w:t>
-      </w:r>
-      <w:proofErr w:type="spellEnd"/>
-      <w:r>
-        <w:t>);</w:t>
-      </w:r>
-    </w:p>
-    <w:p>
-      <w:r>
-        <w:t xml:space="preserve">        }</w:t>
-      </w:r>
-    </w:p>
-    <w:p>
-      <w:r>
-        <w:t xml:space="preserve">    }</w:t>
-      </w:r>
-    </w:p>
-    <w:p>
-      <w:r>
-        <w:t>}</w:t>
-      </w:r>
-    </w:p>
-    <w:p/>
-    <w:p>
-      <w:proofErr w:type="spellStart"/>
-      <w:r>
-        <w:t>package</w:t>
-      </w:r>
-      <w:proofErr w:type="spellEnd"/>
-      <w:r>
-        <w:t xml:space="preserve"> Parte1;</w:t>
-      </w:r>
-    </w:p>
-    <w:p>
-      <w:proofErr w:type="spellStart"/>
-      <w:r>
-        <w:t>public</w:t>
-      </w:r>
-      <w:proofErr w:type="spellEnd"/>
-      <w:r>
-        <w:t xml:space="preserve"> </w:t>
-      </w:r>
-      <w:proofErr w:type="spellStart"/>
-      <w:r>
-        <w:t>class</w:t>
-      </w:r>
-      <w:proofErr w:type="spellEnd"/>
-      <w:r>
-        <w:t xml:space="preserve"> Producto </w:t>
-      </w:r>
-      <w:proofErr w:type="spellStart"/>
-      <w:r>
-        <w:t>implements</w:t>
-      </w:r>
-      <w:proofErr w:type="spellEnd"/>
-      <w:r>
-        <w:t xml:space="preserve"> Pagable {</w:t>
-      </w:r>
-    </w:p>
-    <w:p>
-      <w:r>
-        <w:t xml:space="preserve">    </w:t>
-      </w:r>
-      <w:proofErr w:type="spellStart"/>
-      <w:r>
-        <w:t>private</w:t>
-      </w:r>
-      <w:proofErr w:type="spellEnd"/>
-      <w:r>
-        <w:t xml:space="preserve"> </w:t>
-      </w:r>
-      <w:proofErr w:type="spellStart"/>
-      <w:r>
-        <w:t>String</w:t>
-      </w:r>
-      <w:proofErr w:type="spellEnd"/>
-      <w:r>
-        <w:t xml:space="preserve"> nombre;</w:t>
-      </w:r>
-    </w:p>
-    <w:p>
-      <w:r>
-        <w:t xml:space="preserve">    </w:t>
-      </w:r>
-      <w:proofErr w:type="spellStart"/>
-      <w:r>
-        <w:t>private</w:t>
-      </w:r>
-      <w:proofErr w:type="spellEnd"/>
-      <w:r>
-        <w:t xml:space="preserve"> </w:t>
-      </w:r>
-      <w:proofErr w:type="spellStart"/>
-      <w:r>
-        <w:t>double</w:t>
-      </w:r>
-      <w:proofErr w:type="spellEnd"/>
-      <w:r>
-        <w:t xml:space="preserve"> precio;</w:t>
-      </w:r>
-    </w:p>
-    <w:p>
-      <w:r>
-        <w:t xml:space="preserve">    </w:t>
-      </w:r>
-      <w:proofErr w:type="spellStart"/>
-      <w:r>
-        <w:t>public</w:t>
-      </w:r>
-      <w:proofErr w:type="spellEnd"/>
-      <w:r>
-        <w:t xml:space="preserve"> </w:t>
-      </w:r>
-      <w:proofErr w:type="gramStart"/>
-      <w:r>
-        <w:t>Producto(</w:t>
-      </w:r>
-      <w:proofErr w:type="spellStart"/>
-      <w:proofErr w:type="gramEnd"/>
-      <w:r>
-        <w:t>String</w:t>
-      </w:r>
-      <w:proofErr w:type="spellEnd"/>
-      <w:r>
-        <w:t xml:space="preserve"> nombre, </w:t>
-      </w:r>
-      <w:proofErr w:type="spellStart"/>
-      <w:r>
-        <w:t>double</w:t>
-      </w:r>
-      <w:proofErr w:type="spellEnd"/>
-      <w:r>
-        <w:t xml:space="preserve"> precio) {</w:t>
-      </w:r>
-    </w:p>
-    <w:p>
-      <w:r>
-        <w:t xml:space="preserve">        </w:t>
-      </w:r>
-      <w:proofErr w:type="spellStart"/>
-      <w:proofErr w:type="gramStart"/>
-      <w:r>
-        <w:t>this.nombre</w:t>
-      </w:r>
-      <w:proofErr w:type="spellEnd"/>
-      <w:proofErr w:type="gramEnd"/>
-      <w:r>
-        <w:t xml:space="preserve"> = nombre;</w:t>
-      </w:r>
-    </w:p>
-    <w:p>
-      <w:r>
-        <w:t xml:space="preserve">        </w:t>
-      </w:r>
-      <w:proofErr w:type="spellStart"/>
-      <w:proofErr w:type="gramStart"/>
-      <w:r>
-        <w:t>this.precio</w:t>
-      </w:r>
-      <w:proofErr w:type="spellEnd"/>
-      <w:proofErr w:type="gramEnd"/>
-      <w:r>
-        <w:t xml:space="preserve"> = precio;</w:t>
-      </w:r>
-    </w:p>
-    <w:p>
-      <w:r>
-        <w:t xml:space="preserve">    }</w:t>
-      </w:r>
-    </w:p>
-    <w:p>
-      <w:r>
-        <w:t xml:space="preserve">    @Override</w:t>
-      </w:r>
-    </w:p>
-    <w:p>
-      <w:r>
-        <w:t xml:space="preserve">    </w:t>
-      </w:r>
-      <w:proofErr w:type="spellStart"/>
-      <w:r>
-        <w:t>public</w:t>
-      </w:r>
-      <w:proofErr w:type="spellEnd"/>
-      <w:r>
-        <w:t xml:space="preserve"> </w:t>
-      </w:r>
-      <w:proofErr w:type="spellStart"/>
-      <w:r>
-        <w:t>double</w:t>
-      </w:r>
-      <w:proofErr w:type="spellEnd"/>
-      <w:r>
-        <w:t xml:space="preserve"> </w:t>
-      </w:r>
-      <w:proofErr w:type="spellStart"/>
-      <w:proofErr w:type="gramStart"/>
-      <w:r>
-        <w:t>calcularTotal</w:t>
-      </w:r>
-      <w:proofErr w:type="spellEnd"/>
-      <w:r>
-        <w:t>(</w:t>
-      </w:r>
-      <w:proofErr w:type="gramEnd"/>
-      <w:r>
-        <w:t>) {</w:t>
-      </w:r>
-    </w:p>
-    <w:p>
-      <w:r>
-        <w:t xml:space="preserve">        </w:t>
-      </w:r>
-      <w:proofErr w:type="spellStart"/>
-      <w:r>
-        <w:t>return</w:t>
-      </w:r>
-      <w:proofErr w:type="spellEnd"/>
-      <w:r>
-        <w:t xml:space="preserve"> precio;</w:t>
-      </w:r>
-    </w:p>
-    <w:p>
-      <w:r>
-        <w:t xml:space="preserve">    }</w:t>
-      </w:r>
-    </w:p>
-    <w:p>
-      <w:r>
-        <w:t>}</w:t>
-      </w:r>
-    </w:p>
-    <w:p/>
-    <w:p>
-      <w:proofErr w:type="spellStart"/>
-      <w:r>
-        <w:t>package</w:t>
-      </w:r>
-      <w:proofErr w:type="spellEnd"/>
-      <w:r>
-        <w:t xml:space="preserve"> Parte1;</w:t>
-      </w:r>
-    </w:p>
-    <w:p>
-      <w:proofErr w:type="spellStart"/>
-      <w:r>
-        <w:t>public</w:t>
-      </w:r>
-      <w:proofErr w:type="spellEnd"/>
-      <w:r>
-        <w:t xml:space="preserve"> </w:t>
-      </w:r>
-      <w:proofErr w:type="spellStart"/>
-      <w:r>
-        <w:t>class</w:t>
-      </w:r>
-      <w:proofErr w:type="spellEnd"/>
-      <w:r>
-        <w:t xml:space="preserve"> </w:t>
-      </w:r>
-      <w:proofErr w:type="spellStart"/>
-      <w:r>
-        <w:t>TarjetaCredito</w:t>
-      </w:r>
-      <w:proofErr w:type="spellEnd"/>
-      <w:r>
-        <w:t xml:space="preserve"> </w:t>
-      </w:r>
-      <w:proofErr w:type="spellStart"/>
-      <w:r>
-        <w:t>implements</w:t>
-      </w:r>
-      <w:proofErr w:type="spellEnd"/>
-      <w:r>
-        <w:t xml:space="preserve"> </w:t>
-      </w:r>
-      <w:proofErr w:type="spellStart"/>
-      <w:r>
-        <w:t>PagoConDescuento</w:t>
-      </w:r>
-      <w:proofErr w:type="spellEnd"/>
-      <w:r>
-        <w:t xml:space="preserve"> {</w:t>
-      </w:r>
-    </w:p>
-    <w:p>
-      <w:r>
-        <w:t xml:space="preserve">    @Override</w:t>
-      </w:r>
-    </w:p>
-    <w:p>
-      <w:r>
-        <w:t xml:space="preserve">    </w:t>
-      </w:r>
-      <w:proofErr w:type="spellStart"/>
-      <w:r>
-        <w:t>public</w:t>
-      </w:r>
-      <w:proofErr w:type="spellEnd"/>
-      <w:r>
-        <w:t xml:space="preserve"> </w:t>
-      </w:r>
-      <w:proofErr w:type="spellStart"/>
-      <w:r>
-        <w:t>void</w:t>
-      </w:r>
-      <w:proofErr w:type="spellEnd"/>
-      <w:r>
-        <w:t xml:space="preserve"> </w:t>
-      </w:r>
-      <w:proofErr w:type="spellStart"/>
-      <w:proofErr w:type="gramStart"/>
-      <w:r>
-        <w:t>procesarPago</w:t>
-      </w:r>
-      <w:proofErr w:type="spellEnd"/>
-      <w:r>
-        <w:t>(</w:t>
-      </w:r>
-      <w:proofErr w:type="spellStart"/>
-      <w:proofErr w:type="gramEnd"/>
-      <w:r>
-        <w:t>double</w:t>
-      </w:r>
-      <w:proofErr w:type="spellEnd"/>
-      <w:r>
-        <w:t xml:space="preserve"> monto) {</w:t>
-      </w:r>
-    </w:p>
-    <w:p>
-      <w:r>
-        <w:t xml:space="preserve">        </w:t>
-      </w:r>
-      <w:proofErr w:type="spellStart"/>
-      <w:r>
-        <w:t>System.out.println</w:t>
-      </w:r>
-      <w:proofErr w:type="spellEnd"/>
-      <w:r>
-        <w:t>("Pago por tarjeta procesado: $" + monto);</w:t>
-      </w:r>
-    </w:p>
-    <w:p>
-      <w:r>
-        <w:t xml:space="preserve">    }</w:t>
-      </w:r>
-    </w:p>
-    <w:p/>
-    <w:p>
-      <w:r>
-        <w:lastRenderedPageBreak/>
+      <w:r>
         <w:t xml:space="preserve">    @Override</w:t>
       </w:r>
     </w:p>
@@ -2108,6 +2179,7 @@
     </w:p>
     <w:p>
       <w:r>
+        <w:lastRenderedPageBreak/>
         <w:t xml:space="preserve">        </w:t>
       </w:r>
       <w:proofErr w:type="spellStart"/>
@@ -2145,34 +2217,919 @@
     <w:p/>
     <w:p>
       <w:r>
+        <w:t xml:space="preserve">        //Try-</w:t>
+      </w:r>
+      <w:proofErr w:type="spellStart"/>
+      <w:r>
+        <w:t>with</w:t>
+      </w:r>
+      <w:proofErr w:type="spellEnd"/>
+      <w:r>
+        <w:t>-</w:t>
+      </w:r>
+      <w:proofErr w:type="spellStart"/>
+      <w:r>
+        <w:t>resources</w:t>
+      </w:r>
+      <w:proofErr w:type="spellEnd"/>
+    </w:p>
+    <w:p>
+      <w:r>
+        <w:t xml:space="preserve">        </w:t>
+      </w:r>
+      <w:proofErr w:type="spellStart"/>
+      <w:r>
+        <w:t>leerArchivoTryWithResources</w:t>
+      </w:r>
+      <w:proofErr w:type="spellEnd"/>
+      <w:r>
+        <w:t>("archivo.txt");</w:t>
+      </w:r>
+    </w:p>
+    <w:p>
+      <w:r>
+        <w:t xml:space="preserve">    }</w:t>
+      </w:r>
+    </w:p>
+    <w:p/>
+    <w:p>
+      <w:r>
+        <w:t xml:space="preserve">    </w:t>
+      </w:r>
+      <w:proofErr w:type="spellStart"/>
+      <w:r>
+        <w:t>public</w:t>
+      </w:r>
+      <w:proofErr w:type="spellEnd"/>
+      <w:r>
+        <w:t xml:space="preserve"> </w:t>
+      </w:r>
+      <w:proofErr w:type="spellStart"/>
+      <w:r>
+        <w:t>static</w:t>
+      </w:r>
+      <w:proofErr w:type="spellEnd"/>
+      <w:r>
+        <w:t xml:space="preserve"> </w:t>
+      </w:r>
+      <w:proofErr w:type="spellStart"/>
+      <w:r>
+        <w:t>void</w:t>
+      </w:r>
+      <w:proofErr w:type="spellEnd"/>
+      <w:r>
+        <w:t xml:space="preserve"> </w:t>
+      </w:r>
+      <w:proofErr w:type="spellStart"/>
+      <w:proofErr w:type="gramStart"/>
+      <w:r>
+        <w:t>divisionSegura</w:t>
+      </w:r>
+      <w:proofErr w:type="spellEnd"/>
+      <w:r>
+        <w:t>(</w:t>
+      </w:r>
+      <w:proofErr w:type="spellStart"/>
+      <w:proofErr w:type="gramEnd"/>
+      <w:r>
+        <w:t>int</w:t>
+      </w:r>
+      <w:proofErr w:type="spellEnd"/>
+      <w:r>
+        <w:t xml:space="preserve"> a, </w:t>
+      </w:r>
+      <w:proofErr w:type="spellStart"/>
+      <w:r>
+        <w:t>int</w:t>
+      </w:r>
+      <w:proofErr w:type="spellEnd"/>
+      <w:r>
+        <w:t xml:space="preserve"> b) {</w:t>
+      </w:r>
+    </w:p>
+    <w:p>
+      <w:r>
+        <w:t xml:space="preserve">        try {</w:t>
+      </w:r>
+    </w:p>
+    <w:p>
+      <w:r>
+        <w:t xml:space="preserve">            </w:t>
+      </w:r>
+      <w:proofErr w:type="spellStart"/>
+      <w:r>
+        <w:t>int</w:t>
+      </w:r>
+      <w:proofErr w:type="spellEnd"/>
+      <w:r>
+        <w:t xml:space="preserve"> res = a / b;</w:t>
+      </w:r>
+    </w:p>
+    <w:p>
+      <w:r>
+        <w:t xml:space="preserve">            </w:t>
+      </w:r>
+      <w:proofErr w:type="spellStart"/>
+      <w:r>
+        <w:t>System.out.println</w:t>
+      </w:r>
+      <w:proofErr w:type="spellEnd"/>
+      <w:r>
+        <w:t>("Resultado: " + res);</w:t>
+      </w:r>
+    </w:p>
+    <w:p>
+      <w:r>
+        <w:t xml:space="preserve">        } catch (</w:t>
+      </w:r>
+      <w:proofErr w:type="spellStart"/>
+      <w:r>
+        <w:t>ArithmeticException</w:t>
+      </w:r>
+      <w:proofErr w:type="spellEnd"/>
+      <w:r>
+        <w:t xml:space="preserve"> e) {</w:t>
+      </w:r>
+    </w:p>
+    <w:p>
+      <w:r>
+        <w:t xml:space="preserve">            </w:t>
+      </w:r>
+      <w:proofErr w:type="spellStart"/>
+      <w:r>
+        <w:t>System.out.println</w:t>
+      </w:r>
+      <w:proofErr w:type="spellEnd"/>
+      <w:r>
+        <w:t>("</w:t>
+      </w:r>
+      <w:proofErr w:type="spellStart"/>
+      <w:r>
+        <w:t>Division</w:t>
+      </w:r>
+      <w:proofErr w:type="spellEnd"/>
+      <w:r>
+        <w:t xml:space="preserve"> por cero");</w:t>
+      </w:r>
+    </w:p>
+    <w:p>
+      <w:r>
+        <w:t xml:space="preserve">        }</w:t>
+      </w:r>
+    </w:p>
+    <w:p>
+      <w:r>
+        <w:t xml:space="preserve">    }</w:t>
+      </w:r>
+    </w:p>
+    <w:p/>
+    <w:p>
+      <w:r>
+        <w:t xml:space="preserve">    </w:t>
+      </w:r>
+      <w:proofErr w:type="spellStart"/>
+      <w:r>
+        <w:t>public</w:t>
+      </w:r>
+      <w:proofErr w:type="spellEnd"/>
+      <w:r>
+        <w:t xml:space="preserve"> </w:t>
+      </w:r>
+      <w:proofErr w:type="spellStart"/>
+      <w:r>
+        <w:t>static</w:t>
+      </w:r>
+      <w:proofErr w:type="spellEnd"/>
+      <w:r>
+        <w:t xml:space="preserve"> </w:t>
+      </w:r>
+      <w:proofErr w:type="spellStart"/>
+      <w:r>
+        <w:t>void</w:t>
+      </w:r>
+      <w:proofErr w:type="spellEnd"/>
+      <w:r>
+        <w:t xml:space="preserve"> </w:t>
+      </w:r>
+      <w:proofErr w:type="spellStart"/>
+      <w:proofErr w:type="gramStart"/>
+      <w:r>
+        <w:t>conversionCadenaANumero</w:t>
+      </w:r>
+      <w:proofErr w:type="spellEnd"/>
+      <w:r>
+        <w:t>(</w:t>
+      </w:r>
+      <w:proofErr w:type="spellStart"/>
+      <w:proofErr w:type="gramEnd"/>
+      <w:r>
+        <w:t>String</w:t>
+      </w:r>
+      <w:proofErr w:type="spellEnd"/>
+      <w:r>
+        <w:t xml:space="preserve"> texto) {</w:t>
+      </w:r>
+    </w:p>
+    <w:p>
+      <w:r>
+        <w:t xml:space="preserve">        try {</w:t>
+      </w:r>
+    </w:p>
+    <w:p>
+      <w:r>
+        <w:t xml:space="preserve">            </w:t>
+      </w:r>
+      <w:proofErr w:type="spellStart"/>
+      <w:r>
+        <w:t>int</w:t>
+      </w:r>
+      <w:proofErr w:type="spellEnd"/>
+      <w:r>
+        <w:t xml:space="preserve"> numero = </w:t>
+      </w:r>
+      <w:proofErr w:type="spellStart"/>
+      <w:r>
+        <w:t>Integer.parseInt</w:t>
+      </w:r>
+      <w:proofErr w:type="spellEnd"/>
+      <w:r>
+        <w:t>(texto);</w:t>
+      </w:r>
+    </w:p>
+    <w:p>
+      <w:r>
+        <w:t xml:space="preserve">            </w:t>
+      </w:r>
+      <w:proofErr w:type="spellStart"/>
+      <w:r>
+        <w:t>System.out.println</w:t>
+      </w:r>
+      <w:proofErr w:type="spellEnd"/>
+      <w:r>
+        <w:t>("Convertido: " + numero);</w:t>
+      </w:r>
+    </w:p>
+    <w:p>
+      <w:r>
+        <w:t xml:space="preserve">        } catch (</w:t>
+      </w:r>
+      <w:proofErr w:type="spellStart"/>
+      <w:r>
+        <w:t>NumberFormatException</w:t>
+      </w:r>
+      <w:proofErr w:type="spellEnd"/>
+      <w:r>
+        <w:t xml:space="preserve"> e) {</w:t>
+      </w:r>
+    </w:p>
+    <w:p>
+      <w:r>
+        <w:t xml:space="preserve">            </w:t>
+      </w:r>
+      <w:proofErr w:type="spellStart"/>
+      <w:r>
+        <w:t>System.out.println</w:t>
+      </w:r>
+      <w:proofErr w:type="spellEnd"/>
+      <w:r>
+        <w:t>("No es un numero valido");</w:t>
+      </w:r>
+    </w:p>
+    <w:p>
+      <w:r>
+        <w:t xml:space="preserve">        }</w:t>
+      </w:r>
+    </w:p>
+    <w:p>
+      <w:r>
+        <w:t xml:space="preserve">    }</w:t>
+      </w:r>
+    </w:p>
+    <w:p/>
+    <w:p>
+      <w:r>
+        <w:t xml:space="preserve">    </w:t>
+      </w:r>
+      <w:proofErr w:type="spellStart"/>
+      <w:r>
+        <w:t>public</w:t>
+      </w:r>
+      <w:proofErr w:type="spellEnd"/>
+      <w:r>
+        <w:t xml:space="preserve"> </w:t>
+      </w:r>
+      <w:proofErr w:type="spellStart"/>
+      <w:r>
+        <w:t>static</w:t>
+      </w:r>
+      <w:proofErr w:type="spellEnd"/>
+      <w:r>
+        <w:t xml:space="preserve"> </w:t>
+      </w:r>
+      <w:proofErr w:type="spellStart"/>
+      <w:r>
+        <w:t>void</w:t>
+      </w:r>
+      <w:proofErr w:type="spellEnd"/>
+      <w:r>
+        <w:t xml:space="preserve"> </w:t>
+      </w:r>
+      <w:proofErr w:type="spellStart"/>
+      <w:proofErr w:type="gramStart"/>
+      <w:r>
+        <w:t>leeArchivo</w:t>
+      </w:r>
+      <w:proofErr w:type="spellEnd"/>
+      <w:r>
+        <w:t>(</w:t>
+      </w:r>
+      <w:proofErr w:type="spellStart"/>
+      <w:proofErr w:type="gramEnd"/>
+      <w:r>
+        <w:t>String</w:t>
+      </w:r>
+      <w:proofErr w:type="spellEnd"/>
+      <w:r>
+        <w:t xml:space="preserve"> nombre) {</w:t>
+      </w:r>
+    </w:p>
+    <w:p>
+      <w:r>
+        <w:t xml:space="preserve">        try {</w:t>
+      </w:r>
+    </w:p>
+    <w:p>
+      <w:r>
+        <w:t xml:space="preserve">            </w:t>
+      </w:r>
+      <w:proofErr w:type="spellStart"/>
+      <w:r>
+        <w:t>BufferedReader</w:t>
+      </w:r>
+      <w:proofErr w:type="spellEnd"/>
+      <w:r>
+        <w:t xml:space="preserve"> </w:t>
+      </w:r>
+      <w:proofErr w:type="spellStart"/>
+      <w:r>
+        <w:t>br</w:t>
+      </w:r>
+      <w:proofErr w:type="spellEnd"/>
+      <w:r>
+        <w:t xml:space="preserve"> = new </w:t>
+      </w:r>
+      <w:proofErr w:type="spellStart"/>
+      <w:proofErr w:type="gramStart"/>
+      <w:r>
+        <w:t>BufferedReader</w:t>
+      </w:r>
+      <w:proofErr w:type="spellEnd"/>
+      <w:r>
+        <w:t>(</w:t>
+      </w:r>
+      <w:proofErr w:type="gramEnd"/>
+      <w:r>
+        <w:t xml:space="preserve">new </w:t>
+      </w:r>
+      <w:proofErr w:type="spellStart"/>
+      <w:r>
+        <w:t>FileReader</w:t>
+      </w:r>
+      <w:proofErr w:type="spellEnd"/>
+      <w:r>
+        <w:t>(nombre));</w:t>
+      </w:r>
+    </w:p>
+    <w:p>
+      <w:r>
+        <w:t xml:space="preserve">            </w:t>
+      </w:r>
+      <w:proofErr w:type="spellStart"/>
+      <w:r>
+        <w:t>String</w:t>
+      </w:r>
+      <w:proofErr w:type="spellEnd"/>
+      <w:r>
+        <w:t xml:space="preserve"> </w:t>
+      </w:r>
+      <w:proofErr w:type="spellStart"/>
+      <w:r>
+        <w:t>linea</w:t>
+      </w:r>
+      <w:proofErr w:type="spellEnd"/>
+      <w:r>
+        <w:t>;</w:t>
+      </w:r>
+    </w:p>
+    <w:p>
+      <w:r>
+        <w:t xml:space="preserve">            </w:t>
+      </w:r>
+      <w:proofErr w:type="spellStart"/>
+      <w:r>
+        <w:t>while</w:t>
+      </w:r>
+      <w:proofErr w:type="spellEnd"/>
+      <w:r>
+        <w:t xml:space="preserve"> ((</w:t>
+      </w:r>
+      <w:proofErr w:type="spellStart"/>
+      <w:r>
+        <w:t>linea</w:t>
+      </w:r>
+      <w:proofErr w:type="spellEnd"/>
+      <w:r>
+        <w:t xml:space="preserve"> = </w:t>
+      </w:r>
+      <w:proofErr w:type="spellStart"/>
+      <w:proofErr w:type="gramStart"/>
+      <w:r>
+        <w:t>br.readLine</w:t>
+      </w:r>
+      <w:proofErr w:type="spellEnd"/>
+      <w:proofErr w:type="gramEnd"/>
+      <w:r>
+        <w:t xml:space="preserve">()) != </w:t>
+      </w:r>
+      <w:proofErr w:type="spellStart"/>
+      <w:r>
+        <w:t>null</w:t>
+      </w:r>
+      <w:proofErr w:type="spellEnd"/>
+      <w:r>
+        <w:t>) {</w:t>
+      </w:r>
+    </w:p>
+    <w:p>
+      <w:r>
         <w:lastRenderedPageBreak/>
-        <w:t xml:space="preserve">        //Try-</w:t>
-      </w:r>
-      <w:proofErr w:type="spellStart"/>
-      <w:r>
-        <w:t>with</w:t>
-      </w:r>
-      <w:proofErr w:type="spellEnd"/>
-      <w:r>
-        <w:t>-</w:t>
-      </w:r>
-      <w:proofErr w:type="spellStart"/>
-      <w:r>
-        <w:t>resources</w:t>
-      </w:r>
-      <w:proofErr w:type="spellEnd"/>
-    </w:p>
-    <w:p>
-      <w:r>
-        <w:t xml:space="preserve">        </w:t>
-      </w:r>
-      <w:proofErr w:type="spellStart"/>
+        <w:t xml:space="preserve">                </w:t>
+      </w:r>
+      <w:proofErr w:type="spellStart"/>
+      <w:r>
+        <w:t>System.out.println</w:t>
+      </w:r>
+      <w:proofErr w:type="spellEnd"/>
+      <w:r>
+        <w:t>(</w:t>
+      </w:r>
+      <w:proofErr w:type="spellStart"/>
+      <w:r>
+        <w:t>linea</w:t>
+      </w:r>
+      <w:proofErr w:type="spellEnd"/>
+      <w:r>
+        <w:t>);</w:t>
+      </w:r>
+    </w:p>
+    <w:p>
+      <w:r>
+        <w:t xml:space="preserve">            }</w:t>
+      </w:r>
+    </w:p>
+    <w:p>
+      <w:r>
+        <w:t xml:space="preserve">            </w:t>
+      </w:r>
+      <w:proofErr w:type="spellStart"/>
+      <w:proofErr w:type="gramStart"/>
+      <w:r>
+        <w:t>br.close</w:t>
+      </w:r>
+      <w:proofErr w:type="spellEnd"/>
+      <w:proofErr w:type="gramEnd"/>
+      <w:r>
+        <w:t>();</w:t>
+      </w:r>
+    </w:p>
+    <w:p>
+      <w:r>
+        <w:t xml:space="preserve">        } catch (</w:t>
+      </w:r>
+      <w:proofErr w:type="spellStart"/>
+      <w:r>
+        <w:t>FileNotFoundException</w:t>
+      </w:r>
+      <w:proofErr w:type="spellEnd"/>
+      <w:r>
+        <w:t xml:space="preserve"> e) {</w:t>
+      </w:r>
+    </w:p>
+    <w:p>
+      <w:r>
+        <w:t xml:space="preserve">            </w:t>
+      </w:r>
+      <w:proofErr w:type="spellStart"/>
+      <w:r>
+        <w:t>System.out.println</w:t>
+      </w:r>
+      <w:proofErr w:type="spellEnd"/>
+      <w:r>
+        <w:t>("Archivo no encontrado");</w:t>
+      </w:r>
+    </w:p>
+    <w:p>
+      <w:r>
+        <w:t xml:space="preserve">        } catch (</w:t>
+      </w:r>
+      <w:proofErr w:type="spellStart"/>
+      <w:r>
+        <w:t>IOException</w:t>
+      </w:r>
+      <w:proofErr w:type="spellEnd"/>
+      <w:r>
+        <w:t xml:space="preserve"> e) {</w:t>
+      </w:r>
+    </w:p>
+    <w:p>
+      <w:r>
+        <w:t xml:space="preserve">            </w:t>
+      </w:r>
+      <w:proofErr w:type="spellStart"/>
+      <w:r>
+        <w:t>System.out.println</w:t>
+      </w:r>
+      <w:proofErr w:type="spellEnd"/>
+      <w:r>
+        <w:t>("Error de lectura");</w:t>
+      </w:r>
+    </w:p>
+    <w:p>
+      <w:r>
+        <w:t xml:space="preserve">        }</w:t>
+      </w:r>
+    </w:p>
+    <w:p>
+      <w:r>
+        <w:t xml:space="preserve">    }</w:t>
+      </w:r>
+    </w:p>
+    <w:p/>
+    <w:p>
+      <w:r>
+        <w:t xml:space="preserve">    </w:t>
+      </w:r>
+      <w:proofErr w:type="spellStart"/>
+      <w:r>
+        <w:t>public</w:t>
+      </w:r>
+      <w:proofErr w:type="spellEnd"/>
+      <w:r>
+        <w:t xml:space="preserve"> </w:t>
+      </w:r>
+      <w:proofErr w:type="spellStart"/>
+      <w:r>
+        <w:t>static</w:t>
+      </w:r>
+      <w:proofErr w:type="spellEnd"/>
+      <w:r>
+        <w:t xml:space="preserve"> </w:t>
+      </w:r>
+      <w:proofErr w:type="spellStart"/>
+      <w:r>
+        <w:t>void</w:t>
+      </w:r>
+      <w:proofErr w:type="spellEnd"/>
+      <w:r>
+        <w:t xml:space="preserve"> </w:t>
+      </w:r>
+      <w:proofErr w:type="spellStart"/>
+      <w:proofErr w:type="gramStart"/>
+      <w:r>
+        <w:t>verificarEdad</w:t>
+      </w:r>
+      <w:proofErr w:type="spellEnd"/>
+      <w:r>
+        <w:t>(</w:t>
+      </w:r>
+      <w:proofErr w:type="spellStart"/>
+      <w:proofErr w:type="gramEnd"/>
+      <w:r>
+        <w:t>int</w:t>
+      </w:r>
+      <w:proofErr w:type="spellEnd"/>
+      <w:r>
+        <w:t xml:space="preserve"> edad) {</w:t>
+      </w:r>
+    </w:p>
+    <w:p>
+      <w:r>
+        <w:t xml:space="preserve">        try {</w:t>
+      </w:r>
+    </w:p>
+    <w:p>
+      <w:r>
+        <w:t xml:space="preserve">            </w:t>
+      </w:r>
+      <w:proofErr w:type="spellStart"/>
+      <w:r>
+        <w:t>if</w:t>
+      </w:r>
+      <w:proofErr w:type="spellEnd"/>
+      <w:r>
+        <w:t xml:space="preserve"> (edad &lt; 0 || edad &gt; 120)</w:t>
+      </w:r>
+    </w:p>
+    <w:p>
+      <w:r>
+        <w:t xml:space="preserve">                </w:t>
+      </w:r>
+      <w:proofErr w:type="spellStart"/>
+      <w:r>
+        <w:t>throw</w:t>
+      </w:r>
+      <w:proofErr w:type="spellEnd"/>
+      <w:r>
+        <w:t xml:space="preserve"> new </w:t>
+      </w:r>
+      <w:proofErr w:type="spellStart"/>
+      <w:proofErr w:type="gramStart"/>
+      <w:r>
+        <w:t>EdadInvalidaException</w:t>
+      </w:r>
+      <w:proofErr w:type="spellEnd"/>
+      <w:r>
+        <w:t>(</w:t>
+      </w:r>
+      <w:proofErr w:type="gramEnd"/>
+      <w:r>
+        <w:t>"Edad fuera de rango permitido");</w:t>
+      </w:r>
+    </w:p>
+    <w:p>
+      <w:r>
+        <w:t xml:space="preserve">            </w:t>
+      </w:r>
+      <w:proofErr w:type="spellStart"/>
+      <w:r>
+        <w:t>System.out.println</w:t>
+      </w:r>
+      <w:proofErr w:type="spellEnd"/>
+      <w:r>
+        <w:t>("Edad valida: " + edad);</w:t>
+      </w:r>
+    </w:p>
+    <w:p>
+      <w:r>
+        <w:t xml:space="preserve">        } catch (</w:t>
+      </w:r>
+      <w:proofErr w:type="spellStart"/>
+      <w:r>
+        <w:t>EdadInvalidaException</w:t>
+      </w:r>
+      <w:proofErr w:type="spellEnd"/>
+      <w:r>
+        <w:t xml:space="preserve"> e) {</w:t>
+      </w:r>
+    </w:p>
+    <w:p>
+      <w:r>
+        <w:t xml:space="preserve">            </w:t>
+      </w:r>
+      <w:proofErr w:type="spellStart"/>
+      <w:r>
+        <w:t>System.out.println</w:t>
+      </w:r>
+      <w:proofErr w:type="spellEnd"/>
+      <w:r>
+        <w:t>(</w:t>
+      </w:r>
+      <w:proofErr w:type="spellStart"/>
+      <w:proofErr w:type="gramStart"/>
+      <w:r>
+        <w:t>e.getMessage</w:t>
+      </w:r>
+      <w:proofErr w:type="spellEnd"/>
+      <w:proofErr w:type="gramEnd"/>
+      <w:r>
+        <w:t>());</w:t>
+      </w:r>
+    </w:p>
+    <w:p>
+      <w:r>
+        <w:t xml:space="preserve">        }</w:t>
+      </w:r>
+    </w:p>
+    <w:p>
+      <w:r>
+        <w:t xml:space="preserve">    }</w:t>
+      </w:r>
+    </w:p>
+    <w:p/>
+    <w:p>
+      <w:r>
+        <w:t xml:space="preserve">    </w:t>
+      </w:r>
+      <w:proofErr w:type="spellStart"/>
+      <w:r>
+        <w:t>public</w:t>
+      </w:r>
+      <w:proofErr w:type="spellEnd"/>
+      <w:r>
+        <w:t xml:space="preserve"> </w:t>
+      </w:r>
+      <w:proofErr w:type="spellStart"/>
+      <w:r>
+        <w:t>static</w:t>
+      </w:r>
+      <w:proofErr w:type="spellEnd"/>
+      <w:r>
+        <w:t xml:space="preserve"> </w:t>
+      </w:r>
+      <w:proofErr w:type="spellStart"/>
+      <w:r>
+        <w:t>void</w:t>
+      </w:r>
+      <w:proofErr w:type="spellEnd"/>
+      <w:r>
+        <w:t xml:space="preserve"> </w:t>
+      </w:r>
+      <w:proofErr w:type="spellStart"/>
+      <w:proofErr w:type="gramStart"/>
       <w:r>
         <w:t>leerArchivoTryWithResources</w:t>
       </w:r>
       <w:proofErr w:type="spellEnd"/>
       <w:r>
-        <w:t>("archivo.txt");</w:t>
+        <w:t>(</w:t>
+      </w:r>
+      <w:proofErr w:type="spellStart"/>
+      <w:proofErr w:type="gramEnd"/>
+      <w:r>
+        <w:t>String</w:t>
+      </w:r>
+      <w:proofErr w:type="spellEnd"/>
+      <w:r>
+        <w:t xml:space="preserve"> nombre) {</w:t>
+      </w:r>
+    </w:p>
+    <w:p>
+      <w:r>
+        <w:t xml:space="preserve">        try (</w:t>
+      </w:r>
+      <w:proofErr w:type="spellStart"/>
+      <w:r>
+        <w:t>BufferedReader</w:t>
+      </w:r>
+      <w:proofErr w:type="spellEnd"/>
+      <w:r>
+        <w:t xml:space="preserve"> </w:t>
+      </w:r>
+      <w:proofErr w:type="spellStart"/>
+      <w:r>
+        <w:t>br</w:t>
+      </w:r>
+      <w:proofErr w:type="spellEnd"/>
+      <w:r>
+        <w:t xml:space="preserve"> = new </w:t>
+      </w:r>
+      <w:proofErr w:type="spellStart"/>
+      <w:proofErr w:type="gramStart"/>
+      <w:r>
+        <w:t>BufferedReader</w:t>
+      </w:r>
+      <w:proofErr w:type="spellEnd"/>
+      <w:r>
+        <w:t>(</w:t>
+      </w:r>
+      <w:proofErr w:type="gramEnd"/>
+      <w:r>
+        <w:t xml:space="preserve">new </w:t>
+      </w:r>
+      <w:proofErr w:type="spellStart"/>
+      <w:r>
+        <w:t>FileReader</w:t>
+      </w:r>
+      <w:proofErr w:type="spellEnd"/>
+      <w:r>
+        <w:t>(nombre))) {</w:t>
+      </w:r>
+    </w:p>
+    <w:p>
+      <w:r>
+        <w:t xml:space="preserve">            </w:t>
+      </w:r>
+      <w:proofErr w:type="spellStart"/>
+      <w:r>
+        <w:t>String</w:t>
+      </w:r>
+      <w:proofErr w:type="spellEnd"/>
+      <w:r>
+        <w:t xml:space="preserve"> </w:t>
+      </w:r>
+      <w:proofErr w:type="spellStart"/>
+      <w:r>
+        <w:t>linea</w:t>
+      </w:r>
+      <w:proofErr w:type="spellEnd"/>
+      <w:r>
+        <w:t>;</w:t>
+      </w:r>
+    </w:p>
+    <w:p>
+      <w:r>
+        <w:t xml:space="preserve">            </w:t>
+      </w:r>
+      <w:proofErr w:type="spellStart"/>
+      <w:r>
+        <w:t>while</w:t>
+      </w:r>
+      <w:proofErr w:type="spellEnd"/>
+      <w:r>
+        <w:t xml:space="preserve"> ((</w:t>
+      </w:r>
+      <w:proofErr w:type="spellStart"/>
+      <w:r>
+        <w:t>linea</w:t>
+      </w:r>
+      <w:proofErr w:type="spellEnd"/>
+      <w:r>
+        <w:t xml:space="preserve"> = </w:t>
+      </w:r>
+      <w:proofErr w:type="spellStart"/>
+      <w:proofErr w:type="gramStart"/>
+      <w:r>
+        <w:t>br.readLine</w:t>
+      </w:r>
+      <w:proofErr w:type="spellEnd"/>
+      <w:proofErr w:type="gramEnd"/>
+      <w:r>
+        <w:t xml:space="preserve">()) != </w:t>
+      </w:r>
+      <w:proofErr w:type="spellStart"/>
+      <w:r>
+        <w:t>null</w:t>
+      </w:r>
+      <w:proofErr w:type="spellEnd"/>
+      <w:r>
+        <w:t>) {</w:t>
+      </w:r>
+    </w:p>
+    <w:p>
+      <w:r>
+        <w:t xml:space="preserve">                </w:t>
+      </w:r>
+      <w:proofErr w:type="spellStart"/>
+      <w:r>
+        <w:t>System.out.println</w:t>
+      </w:r>
+      <w:proofErr w:type="spellEnd"/>
+      <w:r>
+        <w:t>(</w:t>
+      </w:r>
+      <w:proofErr w:type="spellStart"/>
+      <w:r>
+        <w:t>linea</w:t>
+      </w:r>
+      <w:proofErr w:type="spellEnd"/>
+      <w:r>
+        <w:t>);</w:t>
+      </w:r>
+    </w:p>
+    <w:p>
+      <w:r>
+        <w:t xml:space="preserve">            }</w:t>
+      </w:r>
+    </w:p>
+    <w:p>
+      <w:r>
+        <w:t xml:space="preserve">        } catch (</w:t>
+      </w:r>
+      <w:proofErr w:type="spellStart"/>
+      <w:r>
+        <w:t>IOException</w:t>
+      </w:r>
+      <w:proofErr w:type="spellEnd"/>
+      <w:r>
+        <w:t xml:space="preserve"> e) {</w:t>
+      </w:r>
+    </w:p>
+    <w:p>
+      <w:r>
+        <w:t xml:space="preserve">            </w:t>
+      </w:r>
+      <w:proofErr w:type="spellStart"/>
+      <w:r>
+        <w:t>System.out.println</w:t>
+      </w:r>
+      <w:proofErr w:type="spellEnd"/>
+      <w:r>
+        <w:t xml:space="preserve">("Error al leer el archivo: " + </w:t>
+      </w:r>
+      <w:proofErr w:type="spellStart"/>
+      <w:proofErr w:type="gramStart"/>
+      <w:r>
+        <w:t>e.getMessage</w:t>
+      </w:r>
+      <w:proofErr w:type="spellEnd"/>
+      <w:proofErr w:type="gramEnd"/>
+      <w:r>
+        <w:t>());</w:t>
+      </w:r>
+    </w:p>
+    <w:p>
+      <w:r>
+        <w:t xml:space="preserve">        }</w:t>
       </w:r>
     </w:p>
     <w:p>
@@ -2180,894 +3137,9 @@
         <w:t xml:space="preserve">    }</w:t>
       </w:r>
     </w:p>
-    <w:p/>
-    <w:p>
-      <w:r>
-        <w:t xml:space="preserve">    </w:t>
-      </w:r>
-      <w:proofErr w:type="spellStart"/>
-      <w:r>
-        <w:t>public</w:t>
-      </w:r>
-      <w:proofErr w:type="spellEnd"/>
-      <w:r>
-        <w:t xml:space="preserve"> </w:t>
-      </w:r>
-      <w:proofErr w:type="spellStart"/>
-      <w:r>
-        <w:t>static</w:t>
-      </w:r>
-      <w:proofErr w:type="spellEnd"/>
-      <w:r>
-        <w:t xml:space="preserve"> </w:t>
-      </w:r>
-      <w:proofErr w:type="spellStart"/>
-      <w:r>
-        <w:t>void</w:t>
-      </w:r>
-      <w:proofErr w:type="spellEnd"/>
-      <w:r>
-        <w:t xml:space="preserve"> </w:t>
-      </w:r>
-      <w:proofErr w:type="spellStart"/>
-      <w:proofErr w:type="gramStart"/>
-      <w:r>
-        <w:t>divisionSegura</w:t>
-      </w:r>
-      <w:proofErr w:type="spellEnd"/>
-      <w:r>
-        <w:t>(</w:t>
-      </w:r>
-      <w:proofErr w:type="spellStart"/>
-      <w:proofErr w:type="gramEnd"/>
-      <w:r>
-        <w:t>int</w:t>
-      </w:r>
-      <w:proofErr w:type="spellEnd"/>
-      <w:r>
-        <w:t xml:space="preserve"> a, </w:t>
-      </w:r>
-      <w:proofErr w:type="spellStart"/>
-      <w:r>
-        <w:t>int</w:t>
-      </w:r>
-      <w:proofErr w:type="spellEnd"/>
-      <w:r>
-        <w:t xml:space="preserve"> b) {</w:t>
-      </w:r>
-    </w:p>
-    <w:p>
-      <w:r>
-        <w:t xml:space="preserve">        try {</w:t>
-      </w:r>
-    </w:p>
-    <w:p>
-      <w:r>
-        <w:t xml:space="preserve">            </w:t>
-      </w:r>
-      <w:proofErr w:type="spellStart"/>
-      <w:r>
-        <w:t>int</w:t>
-      </w:r>
-      <w:proofErr w:type="spellEnd"/>
-      <w:r>
-        <w:t xml:space="preserve"> res = a / b;</w:t>
-      </w:r>
-    </w:p>
-    <w:p>
-      <w:r>
-        <w:t xml:space="preserve">            </w:t>
-      </w:r>
-      <w:proofErr w:type="spellStart"/>
-      <w:r>
-        <w:t>System.out.println</w:t>
-      </w:r>
-      <w:proofErr w:type="spellEnd"/>
-      <w:r>
-        <w:t>("Resultado: " + res);</w:t>
-      </w:r>
-    </w:p>
-    <w:p>
-      <w:r>
-        <w:t xml:space="preserve">        } catch (</w:t>
-      </w:r>
-      <w:proofErr w:type="spellStart"/>
-      <w:r>
-        <w:t>ArithmeticException</w:t>
-      </w:r>
-      <w:proofErr w:type="spellEnd"/>
-      <w:r>
-        <w:t xml:space="preserve"> e) {</w:t>
-      </w:r>
-    </w:p>
-    <w:p>
-      <w:r>
-        <w:t xml:space="preserve">            </w:t>
-      </w:r>
-      <w:proofErr w:type="spellStart"/>
-      <w:r>
-        <w:t>System.out.println</w:t>
-      </w:r>
-      <w:proofErr w:type="spellEnd"/>
-      <w:r>
-        <w:t>("</w:t>
-      </w:r>
-      <w:proofErr w:type="spellStart"/>
-      <w:r>
-        <w:t>Division</w:t>
-      </w:r>
-      <w:proofErr w:type="spellEnd"/>
-      <w:r>
-        <w:t xml:space="preserve"> por cero");</w:t>
-      </w:r>
-    </w:p>
-    <w:p>
-      <w:r>
-        <w:t xml:space="preserve">        }</w:t>
-      </w:r>
-    </w:p>
-    <w:p>
-      <w:r>
-        <w:t xml:space="preserve">    }</w:t>
-      </w:r>
-    </w:p>
-    <w:p/>
-    <w:p>
-      <w:r>
-        <w:t xml:space="preserve">    </w:t>
-      </w:r>
-      <w:proofErr w:type="spellStart"/>
-      <w:r>
-        <w:t>public</w:t>
-      </w:r>
-      <w:proofErr w:type="spellEnd"/>
-      <w:r>
-        <w:t xml:space="preserve"> </w:t>
-      </w:r>
-      <w:proofErr w:type="spellStart"/>
-      <w:r>
-        <w:t>static</w:t>
-      </w:r>
-      <w:proofErr w:type="spellEnd"/>
-      <w:r>
-        <w:t xml:space="preserve"> </w:t>
-      </w:r>
-      <w:proofErr w:type="spellStart"/>
-      <w:r>
-        <w:t>void</w:t>
-      </w:r>
-      <w:proofErr w:type="spellEnd"/>
-      <w:r>
-        <w:t xml:space="preserve"> </w:t>
-      </w:r>
-      <w:proofErr w:type="spellStart"/>
-      <w:proofErr w:type="gramStart"/>
-      <w:r>
-        <w:t>conversionCadenaANumero</w:t>
-      </w:r>
-      <w:proofErr w:type="spellEnd"/>
-      <w:r>
-        <w:t>(</w:t>
-      </w:r>
-      <w:proofErr w:type="spellStart"/>
-      <w:proofErr w:type="gramEnd"/>
-      <w:r>
-        <w:t>String</w:t>
-      </w:r>
-      <w:proofErr w:type="spellEnd"/>
-      <w:r>
-        <w:t xml:space="preserve"> texto) {</w:t>
-      </w:r>
-    </w:p>
-    <w:p>
-      <w:r>
-        <w:t xml:space="preserve">        try {</w:t>
-      </w:r>
-    </w:p>
-    <w:p>
-      <w:r>
-        <w:t xml:space="preserve">            </w:t>
-      </w:r>
-      <w:proofErr w:type="spellStart"/>
-      <w:r>
-        <w:t>int</w:t>
-      </w:r>
-      <w:proofErr w:type="spellEnd"/>
-      <w:r>
-        <w:t xml:space="preserve"> numero = </w:t>
-      </w:r>
-      <w:proofErr w:type="spellStart"/>
-      <w:r>
-        <w:t>Integer.parseInt</w:t>
-      </w:r>
-      <w:proofErr w:type="spellEnd"/>
-      <w:r>
-        <w:t>(texto);</w:t>
-      </w:r>
-    </w:p>
-    <w:p>
-      <w:r>
-        <w:t xml:space="preserve">            </w:t>
-      </w:r>
-      <w:proofErr w:type="spellStart"/>
-      <w:r>
-        <w:t>System.out.println</w:t>
-      </w:r>
-      <w:proofErr w:type="spellEnd"/>
-      <w:r>
-        <w:t>("Convertido: " + numero);</w:t>
-      </w:r>
-    </w:p>
-    <w:p>
-      <w:r>
-        <w:t xml:space="preserve">        } catch (</w:t>
-      </w:r>
-      <w:proofErr w:type="spellStart"/>
-      <w:r>
-        <w:t>NumberFormatException</w:t>
-      </w:r>
-      <w:proofErr w:type="spellEnd"/>
-      <w:r>
-        <w:t xml:space="preserve"> e) {</w:t>
-      </w:r>
-    </w:p>
-    <w:p>
-      <w:r>
-        <w:t xml:space="preserve">            </w:t>
-      </w:r>
-      <w:proofErr w:type="spellStart"/>
-      <w:r>
-        <w:t>System.out.println</w:t>
-      </w:r>
-      <w:proofErr w:type="spellEnd"/>
-      <w:r>
-        <w:t>("No es un numero valido");</w:t>
-      </w:r>
-    </w:p>
-    <w:p>
-      <w:r>
-        <w:t xml:space="preserve">        }</w:t>
-      </w:r>
-    </w:p>
-    <w:p>
-      <w:r>
-        <w:t xml:space="preserve">    }</w:t>
-      </w:r>
-    </w:p>
-    <w:p/>
-    <w:p>
-      <w:r>
-        <w:t xml:space="preserve">    </w:t>
-      </w:r>
-      <w:proofErr w:type="spellStart"/>
-      <w:r>
-        <w:t>public</w:t>
-      </w:r>
-      <w:proofErr w:type="spellEnd"/>
-      <w:r>
-        <w:t xml:space="preserve"> </w:t>
-      </w:r>
-      <w:proofErr w:type="spellStart"/>
-      <w:r>
-        <w:t>static</w:t>
-      </w:r>
-      <w:proofErr w:type="spellEnd"/>
-      <w:r>
-        <w:t xml:space="preserve"> </w:t>
-      </w:r>
-      <w:proofErr w:type="spellStart"/>
-      <w:r>
-        <w:t>void</w:t>
-      </w:r>
-      <w:proofErr w:type="spellEnd"/>
-      <w:r>
-        <w:t xml:space="preserve"> </w:t>
-      </w:r>
-      <w:proofErr w:type="spellStart"/>
-      <w:proofErr w:type="gramStart"/>
-      <w:r>
-        <w:t>leeArchivo</w:t>
-      </w:r>
-      <w:proofErr w:type="spellEnd"/>
-      <w:r>
-        <w:t>(</w:t>
-      </w:r>
-      <w:proofErr w:type="spellStart"/>
-      <w:proofErr w:type="gramEnd"/>
-      <w:r>
-        <w:t>String</w:t>
-      </w:r>
-      <w:proofErr w:type="spellEnd"/>
-      <w:r>
-        <w:t xml:space="preserve"> nombre) {</w:t>
-      </w:r>
-    </w:p>
-    <w:p>
-      <w:r>
-        <w:t xml:space="preserve">        try {</w:t>
-      </w:r>
-    </w:p>
-    <w:p>
-      <w:r>
-        <w:t xml:space="preserve">            </w:t>
-      </w:r>
-      <w:proofErr w:type="spellStart"/>
-      <w:r>
-        <w:t>BufferedReader</w:t>
-      </w:r>
-      <w:proofErr w:type="spellEnd"/>
-      <w:r>
-        <w:t xml:space="preserve"> </w:t>
-      </w:r>
-      <w:proofErr w:type="spellStart"/>
-      <w:r>
-        <w:t>br</w:t>
-      </w:r>
-      <w:proofErr w:type="spellEnd"/>
-      <w:r>
-        <w:t xml:space="preserve"> = new </w:t>
-      </w:r>
-      <w:proofErr w:type="spellStart"/>
-      <w:proofErr w:type="gramStart"/>
-      <w:r>
-        <w:t>BufferedReader</w:t>
-      </w:r>
-      <w:proofErr w:type="spellEnd"/>
-      <w:r>
-        <w:t>(</w:t>
-      </w:r>
-      <w:proofErr w:type="gramEnd"/>
-      <w:r>
-        <w:t xml:space="preserve">new </w:t>
-      </w:r>
-      <w:proofErr w:type="spellStart"/>
-      <w:r>
-        <w:t>FileReader</w:t>
-      </w:r>
-      <w:proofErr w:type="spellEnd"/>
-      <w:r>
-        <w:t>(nombre));</w:t>
-      </w:r>
-    </w:p>
-    <w:p>
-      <w:r>
-        <w:t xml:space="preserve">            </w:t>
-      </w:r>
-      <w:proofErr w:type="spellStart"/>
-      <w:r>
-        <w:t>String</w:t>
-      </w:r>
-      <w:proofErr w:type="spellEnd"/>
-      <w:r>
-        <w:t xml:space="preserve"> </w:t>
-      </w:r>
-      <w:proofErr w:type="spellStart"/>
-      <w:r>
-        <w:t>linea</w:t>
-      </w:r>
-      <w:proofErr w:type="spellEnd"/>
-      <w:r>
-        <w:t>;</w:t>
-      </w:r>
-    </w:p>
-    <w:p>
-      <w:r>
-        <w:t xml:space="preserve">            </w:t>
-      </w:r>
-      <w:proofErr w:type="spellStart"/>
-      <w:r>
-        <w:t>while</w:t>
-      </w:r>
-      <w:proofErr w:type="spellEnd"/>
-      <w:r>
-        <w:t xml:space="preserve"> ((</w:t>
-      </w:r>
-      <w:proofErr w:type="spellStart"/>
-      <w:r>
-        <w:t>linea</w:t>
-      </w:r>
-      <w:proofErr w:type="spellEnd"/>
-      <w:r>
-        <w:t xml:space="preserve"> = </w:t>
-      </w:r>
-      <w:proofErr w:type="spellStart"/>
-      <w:proofErr w:type="gramStart"/>
-      <w:r>
-        <w:t>br.readLine</w:t>
-      </w:r>
-      <w:proofErr w:type="spellEnd"/>
-      <w:proofErr w:type="gramEnd"/>
-      <w:r>
-        <w:t xml:space="preserve">()) != </w:t>
-      </w:r>
-      <w:proofErr w:type="spellStart"/>
-      <w:r>
-        <w:t>null</w:t>
-      </w:r>
-      <w:proofErr w:type="spellEnd"/>
-      <w:r>
-        <w:t>) {</w:t>
-      </w:r>
-    </w:p>
-    <w:p>
-      <w:r>
-        <w:t xml:space="preserve">                </w:t>
-      </w:r>
-      <w:proofErr w:type="spellStart"/>
-      <w:r>
-        <w:t>System.out.println</w:t>
-      </w:r>
-      <w:proofErr w:type="spellEnd"/>
-      <w:r>
-        <w:t>(</w:t>
-      </w:r>
-      <w:proofErr w:type="spellStart"/>
-      <w:r>
-        <w:t>linea</w:t>
-      </w:r>
-      <w:proofErr w:type="spellEnd"/>
-      <w:r>
-        <w:t>);</w:t>
-      </w:r>
-    </w:p>
-    <w:p>
-      <w:r>
-        <w:t xml:space="preserve">            }</w:t>
-      </w:r>
-    </w:p>
-    <w:p>
-      <w:r>
-        <w:t xml:space="preserve">            </w:t>
-      </w:r>
-      <w:proofErr w:type="spellStart"/>
-      <w:proofErr w:type="gramStart"/>
-      <w:r>
-        <w:t>br.close</w:t>
-      </w:r>
-      <w:proofErr w:type="spellEnd"/>
-      <w:proofErr w:type="gramEnd"/>
-      <w:r>
-        <w:t>();</w:t>
-      </w:r>
-    </w:p>
     <w:p>
       <w:r>
         <w:lastRenderedPageBreak/>
-        <w:t xml:space="preserve">        } catch (</w:t>
-      </w:r>
-      <w:proofErr w:type="spellStart"/>
-      <w:r>
-        <w:t>FileNotFoundException</w:t>
-      </w:r>
-      <w:proofErr w:type="spellEnd"/>
-      <w:r>
-        <w:t xml:space="preserve"> e) {</w:t>
-      </w:r>
-    </w:p>
-    <w:p>
-      <w:r>
-        <w:t xml:space="preserve">            </w:t>
-      </w:r>
-      <w:proofErr w:type="spellStart"/>
-      <w:r>
-        <w:t>System.out.println</w:t>
-      </w:r>
-      <w:proofErr w:type="spellEnd"/>
-      <w:r>
-        <w:t>("Archivo no encontrado");</w:t>
-      </w:r>
-    </w:p>
-    <w:p>
-      <w:r>
-        <w:t xml:space="preserve">        } catch (</w:t>
-      </w:r>
-      <w:proofErr w:type="spellStart"/>
-      <w:r>
-        <w:t>IOException</w:t>
-      </w:r>
-      <w:proofErr w:type="spellEnd"/>
-      <w:r>
-        <w:t xml:space="preserve"> e) {</w:t>
-      </w:r>
-    </w:p>
-    <w:p>
-      <w:r>
-        <w:t xml:space="preserve">            </w:t>
-      </w:r>
-      <w:proofErr w:type="spellStart"/>
-      <w:r>
-        <w:t>System.out.println</w:t>
-      </w:r>
-      <w:proofErr w:type="spellEnd"/>
-      <w:r>
-        <w:t>("Error de lectura");</w:t>
-      </w:r>
-    </w:p>
-    <w:p>
-      <w:r>
-        <w:t xml:space="preserve">        }</w:t>
-      </w:r>
-    </w:p>
-    <w:p>
-      <w:r>
-        <w:t xml:space="preserve">    }</w:t>
-      </w:r>
-    </w:p>
-    <w:p/>
-    <w:p>
-      <w:r>
-        <w:t xml:space="preserve">    </w:t>
-      </w:r>
-      <w:proofErr w:type="spellStart"/>
-      <w:r>
-        <w:t>public</w:t>
-      </w:r>
-      <w:proofErr w:type="spellEnd"/>
-      <w:r>
-        <w:t xml:space="preserve"> </w:t>
-      </w:r>
-      <w:proofErr w:type="spellStart"/>
-      <w:r>
-        <w:t>static</w:t>
-      </w:r>
-      <w:proofErr w:type="spellEnd"/>
-      <w:r>
-        <w:t xml:space="preserve"> </w:t>
-      </w:r>
-      <w:proofErr w:type="spellStart"/>
-      <w:r>
-        <w:t>void</w:t>
-      </w:r>
-      <w:proofErr w:type="spellEnd"/>
-      <w:r>
-        <w:t xml:space="preserve"> </w:t>
-      </w:r>
-      <w:proofErr w:type="spellStart"/>
-      <w:proofErr w:type="gramStart"/>
-      <w:r>
-        <w:t>verificarEdad</w:t>
-      </w:r>
-      <w:proofErr w:type="spellEnd"/>
-      <w:r>
-        <w:t>(</w:t>
-      </w:r>
-      <w:proofErr w:type="spellStart"/>
-      <w:proofErr w:type="gramEnd"/>
-      <w:r>
-        <w:t>int</w:t>
-      </w:r>
-      <w:proofErr w:type="spellEnd"/>
-      <w:r>
-        <w:t xml:space="preserve"> edad) {</w:t>
-      </w:r>
-    </w:p>
-    <w:p>
-      <w:r>
-        <w:t xml:space="preserve">        try {</w:t>
-      </w:r>
-    </w:p>
-    <w:p>
-      <w:r>
-        <w:t xml:space="preserve">            </w:t>
-      </w:r>
-      <w:proofErr w:type="spellStart"/>
-      <w:r>
-        <w:t>if</w:t>
-      </w:r>
-      <w:proofErr w:type="spellEnd"/>
-      <w:r>
-        <w:t xml:space="preserve"> (edad &lt; 0 || edad &gt; 120)</w:t>
-      </w:r>
-    </w:p>
-    <w:p>
-      <w:r>
-        <w:t xml:space="preserve">                </w:t>
-      </w:r>
-      <w:proofErr w:type="spellStart"/>
-      <w:r>
-        <w:t>throw</w:t>
-      </w:r>
-      <w:proofErr w:type="spellEnd"/>
-      <w:r>
-        <w:t xml:space="preserve"> new </w:t>
-      </w:r>
-      <w:proofErr w:type="spellStart"/>
-      <w:proofErr w:type="gramStart"/>
-      <w:r>
-        <w:t>EdadInvalidaException</w:t>
-      </w:r>
-      <w:proofErr w:type="spellEnd"/>
-      <w:r>
-        <w:t>(</w:t>
-      </w:r>
-      <w:proofErr w:type="gramEnd"/>
-      <w:r>
-        <w:t>"Edad fuera de rango permitido");</w:t>
-      </w:r>
-    </w:p>
-    <w:p>
-      <w:r>
-        <w:t xml:space="preserve">            </w:t>
-      </w:r>
-      <w:proofErr w:type="spellStart"/>
-      <w:r>
-        <w:t>System.out.println</w:t>
-      </w:r>
-      <w:proofErr w:type="spellEnd"/>
-      <w:r>
-        <w:t>("Edad valida: " + edad);</w:t>
-      </w:r>
-    </w:p>
-    <w:p>
-      <w:r>
-        <w:t xml:space="preserve">        } catch (</w:t>
-      </w:r>
-      <w:proofErr w:type="spellStart"/>
-      <w:r>
-        <w:t>EdadInvalidaException</w:t>
-      </w:r>
-      <w:proofErr w:type="spellEnd"/>
-      <w:r>
-        <w:t xml:space="preserve"> e) {</w:t>
-      </w:r>
-    </w:p>
-    <w:p>
-      <w:r>
-        <w:t xml:space="preserve">            </w:t>
-      </w:r>
-      <w:proofErr w:type="spellStart"/>
-      <w:r>
-        <w:t>System.out.println</w:t>
-      </w:r>
-      <w:proofErr w:type="spellEnd"/>
-      <w:r>
-        <w:t>(</w:t>
-      </w:r>
-      <w:proofErr w:type="spellStart"/>
-      <w:proofErr w:type="gramStart"/>
-      <w:r>
-        <w:t>e.getMessage</w:t>
-      </w:r>
-      <w:proofErr w:type="spellEnd"/>
-      <w:proofErr w:type="gramEnd"/>
-      <w:r>
-        <w:t>());</w:t>
-      </w:r>
-    </w:p>
-    <w:p>
-      <w:r>
-        <w:t xml:space="preserve">        }</w:t>
-      </w:r>
-    </w:p>
-    <w:p>
-      <w:r>
-        <w:t xml:space="preserve">    }</w:t>
-      </w:r>
-    </w:p>
-    <w:p/>
-    <w:p>
-      <w:r>
-        <w:t xml:space="preserve">    </w:t>
-      </w:r>
-      <w:proofErr w:type="spellStart"/>
-      <w:r>
-        <w:t>public</w:t>
-      </w:r>
-      <w:proofErr w:type="spellEnd"/>
-      <w:r>
-        <w:t xml:space="preserve"> </w:t>
-      </w:r>
-      <w:proofErr w:type="spellStart"/>
-      <w:r>
-        <w:t>static</w:t>
-      </w:r>
-      <w:proofErr w:type="spellEnd"/>
-      <w:r>
-        <w:t xml:space="preserve"> </w:t>
-      </w:r>
-      <w:proofErr w:type="spellStart"/>
-      <w:r>
-        <w:t>void</w:t>
-      </w:r>
-      <w:proofErr w:type="spellEnd"/>
-      <w:r>
-        <w:t xml:space="preserve"> </w:t>
-      </w:r>
-      <w:proofErr w:type="spellStart"/>
-      <w:proofErr w:type="gramStart"/>
-      <w:r>
-        <w:t>leerArchivoTryWithResources</w:t>
-      </w:r>
-      <w:proofErr w:type="spellEnd"/>
-      <w:r>
-        <w:t>(</w:t>
-      </w:r>
-      <w:proofErr w:type="spellStart"/>
-      <w:proofErr w:type="gramEnd"/>
-      <w:r>
-        <w:t>String</w:t>
-      </w:r>
-      <w:proofErr w:type="spellEnd"/>
-      <w:r>
-        <w:t xml:space="preserve"> nombre) {</w:t>
-      </w:r>
-    </w:p>
-    <w:p>
-      <w:r>
-        <w:t xml:space="preserve">        try (</w:t>
-      </w:r>
-      <w:proofErr w:type="spellStart"/>
-      <w:r>
-        <w:t>BufferedReader</w:t>
-      </w:r>
-      <w:proofErr w:type="spellEnd"/>
-      <w:r>
-        <w:t xml:space="preserve"> </w:t>
-      </w:r>
-      <w:proofErr w:type="spellStart"/>
-      <w:r>
-        <w:t>br</w:t>
-      </w:r>
-      <w:proofErr w:type="spellEnd"/>
-      <w:r>
-        <w:t xml:space="preserve"> = new </w:t>
-      </w:r>
-      <w:proofErr w:type="spellStart"/>
-      <w:proofErr w:type="gramStart"/>
-      <w:r>
-        <w:t>BufferedReader</w:t>
-      </w:r>
-      <w:proofErr w:type="spellEnd"/>
-      <w:r>
-        <w:t>(</w:t>
-      </w:r>
-      <w:proofErr w:type="gramEnd"/>
-      <w:r>
-        <w:t xml:space="preserve">new </w:t>
-      </w:r>
-      <w:proofErr w:type="spellStart"/>
-      <w:r>
-        <w:t>FileReader</w:t>
-      </w:r>
-      <w:proofErr w:type="spellEnd"/>
-      <w:r>
-        <w:t>(nombre))) {</w:t>
-      </w:r>
-    </w:p>
-    <w:p>
-      <w:r>
-        <w:t xml:space="preserve">            </w:t>
-      </w:r>
-      <w:proofErr w:type="spellStart"/>
-      <w:r>
-        <w:t>String</w:t>
-      </w:r>
-      <w:proofErr w:type="spellEnd"/>
-      <w:r>
-        <w:t xml:space="preserve"> </w:t>
-      </w:r>
-      <w:proofErr w:type="spellStart"/>
-      <w:r>
-        <w:t>linea</w:t>
-      </w:r>
-      <w:proofErr w:type="spellEnd"/>
-      <w:r>
-        <w:t>;</w:t>
-      </w:r>
-    </w:p>
-    <w:p>
-      <w:r>
-        <w:t xml:space="preserve">            </w:t>
-      </w:r>
-      <w:proofErr w:type="spellStart"/>
-      <w:r>
-        <w:t>while</w:t>
-      </w:r>
-      <w:proofErr w:type="spellEnd"/>
-      <w:r>
-        <w:t xml:space="preserve"> ((</w:t>
-      </w:r>
-      <w:proofErr w:type="spellStart"/>
-      <w:r>
-        <w:t>linea</w:t>
-      </w:r>
-      <w:proofErr w:type="spellEnd"/>
-      <w:r>
-        <w:t xml:space="preserve"> = </w:t>
-      </w:r>
-      <w:proofErr w:type="spellStart"/>
-      <w:proofErr w:type="gramStart"/>
-      <w:r>
-        <w:t>br.readLine</w:t>
-      </w:r>
-      <w:proofErr w:type="spellEnd"/>
-      <w:proofErr w:type="gramEnd"/>
-      <w:r>
-        <w:t xml:space="preserve">()) != </w:t>
-      </w:r>
-      <w:proofErr w:type="spellStart"/>
-      <w:r>
-        <w:t>null</w:t>
-      </w:r>
-      <w:proofErr w:type="spellEnd"/>
-      <w:r>
-        <w:t>) {</w:t>
-      </w:r>
-    </w:p>
-    <w:p>
-      <w:r>
-        <w:t xml:space="preserve">                </w:t>
-      </w:r>
-      <w:proofErr w:type="spellStart"/>
-      <w:r>
-        <w:t>System.out.println</w:t>
-      </w:r>
-      <w:proofErr w:type="spellEnd"/>
-      <w:r>
-        <w:t>(</w:t>
-      </w:r>
-      <w:proofErr w:type="spellStart"/>
-      <w:r>
-        <w:t>linea</w:t>
-      </w:r>
-      <w:proofErr w:type="spellEnd"/>
-      <w:r>
-        <w:t>);</w:t>
-      </w:r>
-    </w:p>
-    <w:p>
-      <w:r>
-        <w:t xml:space="preserve">            }</w:t>
-      </w:r>
-    </w:p>
-    <w:p>
-      <w:r>
-        <w:t xml:space="preserve">        } catch (</w:t>
-      </w:r>
-      <w:proofErr w:type="spellStart"/>
-      <w:r>
-        <w:t>IOException</w:t>
-      </w:r>
-      <w:proofErr w:type="spellEnd"/>
-      <w:r>
-        <w:t xml:space="preserve"> e) {</w:t>
-      </w:r>
-    </w:p>
-    <w:p>
-      <w:r>
-        <w:t xml:space="preserve">            </w:t>
-      </w:r>
-      <w:proofErr w:type="spellStart"/>
-      <w:r>
-        <w:t>System.out.println</w:t>
-      </w:r>
-      <w:proofErr w:type="spellEnd"/>
-      <w:r>
-        <w:t xml:space="preserve">("Error al leer el archivo: " + </w:t>
-      </w:r>
-      <w:proofErr w:type="spellStart"/>
-      <w:proofErr w:type="gramStart"/>
-      <w:r>
-        <w:t>e.getMessage</w:t>
-      </w:r>
-      <w:proofErr w:type="spellEnd"/>
-      <w:proofErr w:type="gramEnd"/>
-      <w:r>
-        <w:t>());</w:t>
-      </w:r>
-    </w:p>
-    <w:p>
-      <w:r>
-        <w:t xml:space="preserve">        }</w:t>
-      </w:r>
-    </w:p>
-    <w:p>
-      <w:r>
-        <w:t xml:space="preserve">    }</w:t>
-      </w:r>
-    </w:p>
-    <w:p>
-      <w:r>
         <w:t>}</w:t>
       </w:r>
     </w:p>
@@ -3076,7 +3148,6 @@
     <w:p>
       <w:proofErr w:type="spellStart"/>
       <w:r>
-        <w:lastRenderedPageBreak/>
         <w:t>package</w:t>
       </w:r>
       <w:proofErr w:type="spellEnd"/>
